--- a/3k1s/STSR3-1/лабы/Лабораторная_04_ASPNETCORE_Map.docx
+++ b/3k1s/STSR3-1/лабы/Лабораторная_04_ASPNETCORE_Map.docx
@@ -1,6 +1,6 @@
 
 <file path=word/document.xml><?xml version="1.0" encoding="utf-8"?>
-<w:document xmlns:wpc="http://schemas.microsoft.com/office/word/2010/wordprocessingCanvas" xmlns:mc="http://schemas.openxmlformats.org/markup-compatibility/2006" xmlns:o="urn:schemas-microsoft-com:office:office" xmlns:r="http://schemas.openxmlformats.org/officeDocument/2006/relationships" xmlns:m="http://schemas.openxmlformats.org/officeDocument/2006/math" xmlns:v="urn:schemas-microsoft-com:vml" xmlns:wp14="http://schemas.microsoft.com/office/word/2010/wordprocessingDrawing" xmlns:wp="http://schemas.openxmlformats.org/drawingml/2006/wordprocessingDrawing" xmlns:w10="urn:schemas-microsoft-com:office:word" xmlns:w="http://schemas.openxmlformats.org/wordprocessingml/2006/main" xmlns:w14="http://schemas.microsoft.com/office/word/2010/wordml" xmlns:wpg="http://schemas.microsoft.com/office/word/2010/wordprocessingGroup" xmlns:wpi="http://schemas.microsoft.com/office/word/2010/wordprocessingInk" xmlns:wne="http://schemas.microsoft.com/office/word/2006/wordml" xmlns:wps="http://schemas.microsoft.com/office/word/2010/wordprocessingShape" mc:Ignorable="w14 wp14">
+<w:document xmlns:wpc="http://schemas.microsoft.com/office/word/2010/wordprocessingCanvas" xmlns:cx="http://schemas.microsoft.com/office/drawing/2014/chartex" xmlns:mc="http://schemas.openxmlformats.org/markup-compatibility/2006" xmlns:o="urn:schemas-microsoft-com:office:office" xmlns:r="http://schemas.openxmlformats.org/officeDocument/2006/relationships" xmlns:m="http://schemas.openxmlformats.org/officeDocument/2006/math" xmlns:v="urn:schemas-microsoft-com:vml" xmlns:wp14="http://schemas.microsoft.com/office/word/2010/wordprocessingDrawing" xmlns:wp="http://schemas.openxmlformats.org/drawingml/2006/wordprocessingDrawing" xmlns:w10="urn:schemas-microsoft-com:office:word" xmlns:w="http://schemas.openxmlformats.org/wordprocessingml/2006/main" xmlns:w14="http://schemas.microsoft.com/office/word/2010/wordml" xmlns:w15="http://schemas.microsoft.com/office/word/2012/wordml" xmlns:w16se="http://schemas.microsoft.com/office/word/2015/wordml/symex" xmlns:wpg="http://schemas.microsoft.com/office/word/2010/wordprocessingGroup" xmlns:wpi="http://schemas.microsoft.com/office/word/2010/wordprocessingInk" xmlns:wne="http://schemas.microsoft.com/office/word/2006/wordml" xmlns:wps="http://schemas.microsoft.com/office/word/2010/wordprocessingShape" mc:Ignorable="w14 w15 w16se wp14">
   <w:body>
     <w:p>
       <w:pPr>
@@ -30,7 +30,6 @@
           <w:b/>
           <w:sz w:val="28"/>
           <w:szCs w:val="28"/>
-          <w:lang w:val="en-US"/>
         </w:rPr>
       </w:pPr>
       <w:r>
@@ -48,7 +47,6 @@
           <w:b/>
           <w:sz w:val="28"/>
           <w:szCs w:val="28"/>
-          <w:lang w:val="en-US"/>
         </w:rPr>
         <w:t>4</w:t>
       </w:r>
@@ -327,9 +325,94 @@
           <w:rFonts w:ascii="Courier New" w:hAnsi="Courier New" w:cs="Courier New"/>
           <w:sz w:val="28"/>
           <w:szCs w:val="28"/>
-          <w:lang w:val="en-US"/>
         </w:rPr>
         <w:t xml:space="preserve"> </w:t>
+      </w:r>
+      <w:hyperlink r:id="rId8" w:history="1">
+        <w:r>
+          <w:rPr>
+            <w:rStyle w:val="a6"/>
+            <w:rFonts w:ascii="Courier New" w:hAnsi="Courier New" w:cs="Courier New"/>
+            <w:sz w:val="28"/>
+            <w:szCs w:val="28"/>
+            <w:lang w:val="en-US"/>
+          </w:rPr>
+          <w:t>https</w:t>
+        </w:r>
+        <w:r>
+          <w:rPr>
+            <w:rStyle w:val="a6"/>
+            <w:rFonts w:ascii="Courier New" w:hAnsi="Courier New" w:cs="Courier New"/>
+            <w:sz w:val="28"/>
+            <w:szCs w:val="28"/>
+          </w:rPr>
+          <w:t>://</w:t>
+        </w:r>
+        <w:r>
+          <w:rPr>
+            <w:rStyle w:val="a6"/>
+            <w:rFonts w:ascii="Courier New" w:hAnsi="Courier New" w:cs="Courier New"/>
+            <w:sz w:val="28"/>
+            <w:szCs w:val="28"/>
+            <w:lang w:val="en-US"/>
+          </w:rPr>
+          <w:t>www</w:t>
+        </w:r>
+        <w:r>
+          <w:rPr>
+            <w:rStyle w:val="a6"/>
+            <w:rFonts w:ascii="Courier New" w:hAnsi="Courier New" w:cs="Courier New"/>
+            <w:sz w:val="28"/>
+            <w:szCs w:val="28"/>
+          </w:rPr>
+          <w:t>.</w:t>
+        </w:r>
+        <w:r>
+          <w:rPr>
+            <w:rStyle w:val="a6"/>
+            <w:rFonts w:ascii="Courier New" w:hAnsi="Courier New" w:cs="Courier New"/>
+            <w:sz w:val="28"/>
+            <w:szCs w:val="28"/>
+            <w:lang w:val="en-US"/>
+          </w:rPr>
+          <w:t>postman</w:t>
+        </w:r>
+        <w:r>
+          <w:rPr>
+            <w:rStyle w:val="a6"/>
+            <w:rFonts w:ascii="Courier New" w:hAnsi="Courier New" w:cs="Courier New"/>
+            <w:sz w:val="28"/>
+            <w:szCs w:val="28"/>
+          </w:rPr>
+          <w:t>.</w:t>
+        </w:r>
+        <w:r>
+          <w:rPr>
+            <w:rStyle w:val="a6"/>
+            <w:rFonts w:ascii="Courier New" w:hAnsi="Courier New" w:cs="Courier New"/>
+            <w:sz w:val="28"/>
+            <w:szCs w:val="28"/>
+            <w:lang w:val="en-US"/>
+          </w:rPr>
+          <w:t>com</w:t>
+        </w:r>
+        <w:r>
+          <w:rPr>
+            <w:rStyle w:val="a6"/>
+            <w:rFonts w:ascii="Courier New" w:hAnsi="Courier New" w:cs="Courier New"/>
+            <w:sz w:val="28"/>
+            <w:szCs w:val="28"/>
+          </w:rPr>
+          <w:t>/</w:t>
+        </w:r>
+      </w:hyperlink>
+      <w:r>
+        <w:rPr>
+          <w:rFonts w:ascii="Courier New" w:hAnsi="Courier New" w:cs="Courier New"/>
+          <w:sz w:val="28"/>
+          <w:szCs w:val="28"/>
+        </w:rPr>
+        <w:t xml:space="preserve">   </w:t>
       </w:r>
       <w:hyperlink r:id="rId9" w:history="1">
         <w:r>
@@ -340,19 +423,17 @@
             <w:szCs w:val="28"/>
             <w:lang w:val="en-US"/>
           </w:rPr>
-          <w:t>https://www.postman.com/</w:t>
+          <w:t>https</w:t>
         </w:r>
-      </w:hyperlink>
-      <w:r>
-        <w:rPr>
-          <w:rFonts w:ascii="Courier New" w:hAnsi="Courier New" w:cs="Courier New"/>
-          <w:sz w:val="28"/>
-          <w:szCs w:val="28"/>
-          <w:lang w:val="en-US"/>
-        </w:rPr>
-        <w:t xml:space="preserve">   </w:t>
-      </w:r>
-      <w:hyperlink r:id="rId10" w:history="1">
+        <w:r>
+          <w:rPr>
+            <w:rStyle w:val="a6"/>
+            <w:rFonts w:ascii="Courier New" w:hAnsi="Courier New" w:cs="Courier New"/>
+            <w:sz w:val="28"/>
+            <w:szCs w:val="28"/>
+          </w:rPr>
+          <w:t>://</w:t>
+        </w:r>
         <w:r>
           <w:rPr>
             <w:rStyle w:val="a6"/>
@@ -361,7 +442,111 @@
             <w:szCs w:val="28"/>
             <w:lang w:val="en-US"/>
           </w:rPr>
-          <w:t>https://habr.com/ru/companies/maxilect/articles/596789/</w:t>
+          <w:t>habr</w:t>
+        </w:r>
+        <w:r>
+          <w:rPr>
+            <w:rStyle w:val="a6"/>
+            <w:rFonts w:ascii="Courier New" w:hAnsi="Courier New" w:cs="Courier New"/>
+            <w:sz w:val="28"/>
+            <w:szCs w:val="28"/>
+          </w:rPr>
+          <w:t>.</w:t>
+        </w:r>
+        <w:r>
+          <w:rPr>
+            <w:rStyle w:val="a6"/>
+            <w:rFonts w:ascii="Courier New" w:hAnsi="Courier New" w:cs="Courier New"/>
+            <w:sz w:val="28"/>
+            <w:szCs w:val="28"/>
+            <w:lang w:val="en-US"/>
+          </w:rPr>
+          <w:t>com</w:t>
+        </w:r>
+        <w:r>
+          <w:rPr>
+            <w:rStyle w:val="a6"/>
+            <w:rFonts w:ascii="Courier New" w:hAnsi="Courier New" w:cs="Courier New"/>
+            <w:sz w:val="28"/>
+            <w:szCs w:val="28"/>
+          </w:rPr>
+          <w:t>/</w:t>
+        </w:r>
+        <w:r>
+          <w:rPr>
+            <w:rStyle w:val="a6"/>
+            <w:rFonts w:ascii="Courier New" w:hAnsi="Courier New" w:cs="Courier New"/>
+            <w:sz w:val="28"/>
+            <w:szCs w:val="28"/>
+            <w:lang w:val="en-US"/>
+          </w:rPr>
+          <w:t>ru</w:t>
+        </w:r>
+        <w:r>
+          <w:rPr>
+            <w:rStyle w:val="a6"/>
+            <w:rFonts w:ascii="Courier New" w:hAnsi="Courier New" w:cs="Courier New"/>
+            <w:sz w:val="28"/>
+            <w:szCs w:val="28"/>
+          </w:rPr>
+          <w:t>/</w:t>
+        </w:r>
+        <w:r>
+          <w:rPr>
+            <w:rStyle w:val="a6"/>
+            <w:rFonts w:ascii="Courier New" w:hAnsi="Courier New" w:cs="Courier New"/>
+            <w:sz w:val="28"/>
+            <w:szCs w:val="28"/>
+            <w:lang w:val="en-US"/>
+          </w:rPr>
+          <w:t>companies</w:t>
+        </w:r>
+        <w:r>
+          <w:rPr>
+            <w:rStyle w:val="a6"/>
+            <w:rFonts w:ascii="Courier New" w:hAnsi="Courier New" w:cs="Courier New"/>
+            <w:sz w:val="28"/>
+            <w:szCs w:val="28"/>
+          </w:rPr>
+          <w:t>/</w:t>
+        </w:r>
+        <w:r>
+          <w:rPr>
+            <w:rStyle w:val="a6"/>
+            <w:rFonts w:ascii="Courier New" w:hAnsi="Courier New" w:cs="Courier New"/>
+            <w:sz w:val="28"/>
+            <w:szCs w:val="28"/>
+            <w:lang w:val="en-US"/>
+          </w:rPr>
+          <w:t>maxilect</w:t>
+        </w:r>
+        <w:r>
+          <w:rPr>
+            <w:rStyle w:val="a6"/>
+            <w:rFonts w:ascii="Courier New" w:hAnsi="Courier New" w:cs="Courier New"/>
+            <w:sz w:val="28"/>
+            <w:szCs w:val="28"/>
+          </w:rPr>
+          <w:t>/</w:t>
+        </w:r>
+        <w:r>
+          <w:rPr>
+            <w:rStyle w:val="a6"/>
+            <w:rFonts w:ascii="Courier New" w:hAnsi="Courier New" w:cs="Courier New"/>
+            <w:sz w:val="28"/>
+            <w:szCs w:val="28"/>
+            <w:lang w:val="en-US"/>
+          </w:rPr>
+          <w:t>articles</w:t>
+        </w:r>
+        <w:r>
+          <w:rPr>
+            <w:rStyle w:val="a6"/>
+            <w:rFonts w:ascii="Courier New" w:hAnsi="Courier New" w:cs="Courier New"/>
+            <w:sz w:val="28"/>
+            <w:szCs w:val="28"/>
+          </w:rPr>
+          <w:t>/596789/</w:t>
         </w:r>
       </w:hyperlink>
     </w:p>
@@ -518,15 +703,7 @@
           <w:sz w:val="28"/>
           <w:szCs w:val="28"/>
         </w:rPr>
-        <w:t xml:space="preserve">, </w:t>
-      </w:r>
-      <w:r>
-        <w:rPr>
-          <w:rFonts w:ascii="Courier New" w:hAnsi="Courier New" w:cs="Courier New"/>
-          <w:sz w:val="28"/>
-          <w:szCs w:val="28"/>
-        </w:rPr>
-        <w:t>применив следующий шаблон</w:t>
+        <w:t>, применив следующий шаблон</w:t>
       </w:r>
     </w:p>
     <w:p>
@@ -770,7 +947,7 @@
                     </pic:cNvPicPr>
                   </pic:nvPicPr>
                   <pic:blipFill>
-                    <a:blip r:embed="rId11">
+                    <a:blip r:embed="rId10">
                       <a:extLst>
                         <a:ext uri="{28A0092B-C50C-407E-A947-70E740481C1C}">
                           <a14:useLocalDpi xmlns:a14="http://schemas.microsoft.com/office/drawing/2010/main" val="0"/>
@@ -1064,7 +1241,6 @@
         </w:rPr>
         <w:t xml:space="preserve"> </w:t>
       </w:r>
-      <w:proofErr w:type="gramStart"/>
       <w:r>
         <w:rPr>
           <w:rFonts w:ascii="Courier New" w:hAnsi="Courier New" w:cs="Courier New"/>
@@ -1073,7 +1249,6 @@
         </w:rPr>
         <w:t>к</w:t>
       </w:r>
-      <w:proofErr w:type="gramEnd"/>
       <w:r>
         <w:rPr>
           <w:rFonts w:ascii="Courier New" w:hAnsi="Courier New" w:cs="Courier New"/>
@@ -1364,7 +1539,7 @@
                     </pic:cNvPicPr>
                   </pic:nvPicPr>
                   <pic:blipFill>
-                    <a:blip r:embed="rId12">
+                    <a:blip r:embed="rId11">
                       <a:extLst>
                         <a:ext uri="{28A0092B-C50C-407E-A947-70E740481C1C}">
                           <a14:useLocalDpi xmlns:a14="http://schemas.microsoft.com/office/drawing/2010/main" val="0"/>
@@ -1685,7 +1860,7 @@
                     </pic:cNvPicPr>
                   </pic:nvPicPr>
                   <pic:blipFill>
-                    <a:blip r:embed="rId13">
+                    <a:blip r:embed="rId12">
                       <a:extLst>
                         <a:ext uri="{28A0092B-C50C-407E-A947-70E740481C1C}">
                           <a14:useLocalDpi xmlns:a14="http://schemas.microsoft.com/office/drawing/2010/main" val="0"/>
@@ -1775,25 +1950,7 @@
           <w:sz w:val="28"/>
           <w:szCs w:val="28"/>
         </w:rPr>
-        <w:t>00</w:t>
-      </w:r>
-      <w:r>
-        <w:rPr>
-          <w:rFonts w:ascii="Courier New" w:hAnsi="Courier New" w:cs="Courier New"/>
-          <w:b/>
-          <w:sz w:val="28"/>
-          <w:szCs w:val="28"/>
-        </w:rPr>
-        <w:t>4</w:t>
-      </w:r>
-      <w:r>
-        <w:rPr>
-          <w:rFonts w:ascii="Courier New" w:hAnsi="Courier New" w:cs="Courier New"/>
-          <w:b/>
-          <w:sz w:val="28"/>
-          <w:szCs w:val="28"/>
-        </w:rPr>
-        <w:t xml:space="preserve"> </w:t>
+        <w:t xml:space="preserve">004 </w:t>
       </w:r>
       <w:r>
         <w:rPr>
@@ -1828,41 +1985,15 @@
           <w:sz w:val="28"/>
           <w:szCs w:val="28"/>
         </w:rPr>
-        <w:t>00</w:t>
-      </w:r>
-      <w:r>
-        <w:rPr>
-          <w:rFonts w:ascii="Courier New" w:hAnsi="Courier New" w:cs="Courier New"/>
-          <w:b/>
-          <w:sz w:val="28"/>
-          <w:szCs w:val="28"/>
-        </w:rPr>
-        <w:t>4</w:t>
-      </w:r>
-      <w:r>
-        <w:rPr>
-          <w:rFonts w:ascii="Courier New" w:hAnsi="Courier New" w:cs="Courier New"/>
-          <w:b/>
-          <w:sz w:val="28"/>
-          <w:szCs w:val="28"/>
-        </w:rPr>
-        <w:t xml:space="preserve">. </w:t>
-      </w:r>
-      <w:r>
-        <w:rPr>
-          <w:rFonts w:ascii="Courier New" w:hAnsi="Courier New" w:cs="Courier New"/>
-          <w:sz w:val="28"/>
-          <w:szCs w:val="28"/>
-        </w:rPr>
-        <w:t>Ниже приведён</w:t>
-      </w:r>
-      <w:r>
-        <w:rPr>
-          <w:rFonts w:ascii="Courier New" w:hAnsi="Courier New" w:cs="Courier New"/>
-          <w:sz w:val="28"/>
-          <w:szCs w:val="28"/>
-        </w:rPr>
-        <w:t xml:space="preserve">  код и результат  теста</w:t>
+        <w:t xml:space="preserve">004. </w:t>
+      </w:r>
+      <w:r>
+        <w:rPr>
+          <w:rFonts w:ascii="Courier New" w:hAnsi="Courier New" w:cs="Courier New"/>
+          <w:sz w:val="28"/>
+          <w:szCs w:val="28"/>
+        </w:rPr>
+        <w:t>Ниже приведён  код и результат  теста</w:t>
       </w:r>
     </w:p>
     <w:p>
@@ -1901,7 +2032,7 @@
                     </pic:cNvPicPr>
                   </pic:nvPicPr>
                   <pic:blipFill>
-                    <a:blip r:embed="rId14">
+                    <a:blip r:embed="rId13">
                       <a:extLst>
                         <a:ext uri="{28A0092B-C50C-407E-A947-70E740481C1C}">
                           <a14:useLocalDpi xmlns:a14="http://schemas.microsoft.com/office/drawing/2010/main" val="0"/>
@@ -1972,7 +2103,7 @@
                     </pic:cNvPicPr>
                   </pic:nvPicPr>
                   <pic:blipFill>
-                    <a:blip r:embed="rId15">
+                    <a:blip r:embed="rId14">
                       <a:extLst>
                         <a:ext uri="{28A0092B-C50C-407E-A947-70E740481C1C}">
                           <a14:useLocalDpi xmlns:a14="http://schemas.microsoft.com/office/drawing/2010/main" val="0"/>
@@ -2084,16 +2215,7 @@
           <w:sz w:val="28"/>
           <w:szCs w:val="28"/>
         </w:rPr>
-        <w:t>4</w:t>
-      </w:r>
-      <w:r>
-        <w:rPr>
-          <w:rFonts w:ascii="Courier New" w:hAnsi="Courier New" w:cs="Courier New"/>
-          <w:b/>
-          <w:sz w:val="28"/>
-          <w:szCs w:val="28"/>
-        </w:rPr>
-        <w:t xml:space="preserve"> </w:t>
+        <w:t xml:space="preserve">4 </w:t>
       </w:r>
       <w:r>
         <w:rPr>
@@ -2431,7 +2553,7 @@
                     </pic:cNvPicPr>
                   </pic:nvPicPr>
                   <pic:blipFill>
-                    <a:blip r:embed="rId16">
+                    <a:blip r:embed="rId15">
                       <a:extLst>
                         <a:ext uri="{28A0092B-C50C-407E-A947-70E740481C1C}">
                           <a14:useLocalDpi xmlns:a14="http://schemas.microsoft.com/office/drawing/2010/main" val="0"/>
@@ -2806,7 +2928,7 @@
                     </pic:cNvPicPr>
                   </pic:nvPicPr>
                   <pic:blipFill>
-                    <a:blip r:embed="rId17">
+                    <a:blip r:embed="rId16">
                       <a:extLst>
                         <a:ext uri="{28A0092B-C50C-407E-A947-70E740481C1C}">
                           <a14:useLocalDpi xmlns:a14="http://schemas.microsoft.com/office/drawing/2010/main" val="0"/>
@@ -2964,7 +3086,6 @@
           <w:rFonts w:ascii="Courier New" w:hAnsi="Courier New" w:cs="Courier New"/>
           <w:sz w:val="28"/>
           <w:szCs w:val="28"/>
-          <w:lang w:val="en-US"/>
         </w:rPr>
         <w:t xml:space="preserve"> </w:t>
       </w:r>
@@ -3122,7 +3243,7 @@
                     </pic:cNvPicPr>
                   </pic:nvPicPr>
                   <pic:blipFill>
-                    <a:blip r:embed="rId18">
+                    <a:blip r:embed="rId17">
                       <a:extLst>
                         <a:ext uri="{28A0092B-C50C-407E-A947-70E740481C1C}">
                           <a14:useLocalDpi xmlns:a14="http://schemas.microsoft.com/office/drawing/2010/main" val="0"/>
@@ -3181,7 +3302,7 @@
                     </pic:cNvPicPr>
                   </pic:nvPicPr>
                   <pic:blipFill>
-                    <a:blip r:embed="rId19">
+                    <a:blip r:embed="rId18">
                       <a:extLst>
                         <a:ext uri="{28A0092B-C50C-407E-A947-70E740481C1C}">
                           <a14:useLocalDpi xmlns:a14="http://schemas.microsoft.com/office/drawing/2010/main" val="0"/>
@@ -3275,7 +3396,7 @@
                     </pic:cNvPicPr>
                   </pic:nvPicPr>
                   <pic:blipFill>
-                    <a:blip r:embed="rId20">
+                    <a:blip r:embed="rId19">
                       <a:extLst>
                         <a:ext uri="{28A0092B-C50C-407E-A947-70E740481C1C}">
                           <a14:useLocalDpi xmlns:a14="http://schemas.microsoft.com/office/drawing/2010/main" val="0"/>
@@ -3406,7 +3527,7 @@
                     </pic:cNvPicPr>
                   </pic:nvPicPr>
                   <pic:blipFill>
-                    <a:blip r:embed="rId21">
+                    <a:blip r:embed="rId20">
                       <a:extLst>
                         <a:ext uri="{28A0092B-C50C-407E-A947-70E740481C1C}">
                           <a14:useLocalDpi xmlns:a14="http://schemas.microsoft.com/office/drawing/2010/main" val="0"/>
@@ -3492,7 +3613,7 @@
                     </pic:cNvPicPr>
                   </pic:nvPicPr>
                   <pic:blipFill>
-                    <a:blip r:embed="rId22">
+                    <a:blip r:embed="rId21">
                       <a:extLst>
                         <a:ext uri="{28A0092B-C50C-407E-A947-70E740481C1C}">
                           <a14:useLocalDpi xmlns:a14="http://schemas.microsoft.com/office/drawing/2010/main" val="0"/>
@@ -3578,7 +3699,7 @@
                     </pic:cNvPicPr>
                   </pic:nvPicPr>
                   <pic:blipFill>
-                    <a:blip r:embed="rId23">
+                    <a:blip r:embed="rId22">
                       <a:extLst>
                         <a:ext uri="{28A0092B-C50C-407E-A947-70E740481C1C}">
                           <a14:useLocalDpi xmlns:a14="http://schemas.microsoft.com/office/drawing/2010/main" val="0"/>
@@ -3664,7 +3785,7 @@
                     </pic:cNvPicPr>
                   </pic:nvPicPr>
                   <pic:blipFill>
-                    <a:blip r:embed="rId24">
+                    <a:blip r:embed="rId23">
                       <a:extLst>
                         <a:ext uri="{28A0092B-C50C-407E-A947-70E740481C1C}">
                           <a14:useLocalDpi xmlns:a14="http://schemas.microsoft.com/office/drawing/2010/main" val="0"/>
@@ -3750,7 +3871,7 @@
                     </pic:cNvPicPr>
                   </pic:nvPicPr>
                   <pic:blipFill>
-                    <a:blip r:embed="rId25">
+                    <a:blip r:embed="rId24">
                       <a:extLst>
                         <a:ext uri="{28A0092B-C50C-407E-A947-70E740481C1C}">
                           <a14:useLocalDpi xmlns:a14="http://schemas.microsoft.com/office/drawing/2010/main" val="0"/>
@@ -3836,7 +3957,7 @@
                     </pic:cNvPicPr>
                   </pic:nvPicPr>
                   <pic:blipFill>
-                    <a:blip r:embed="rId26">
+                    <a:blip r:embed="rId25">
                       <a:extLst>
                         <a:ext uri="{28A0092B-C50C-407E-A947-70E740481C1C}">
                           <a14:useLocalDpi xmlns:a14="http://schemas.microsoft.com/office/drawing/2010/main" val="0"/>
@@ -4017,7 +4138,7 @@
                     </pic:cNvPicPr>
                   </pic:nvPicPr>
                   <pic:blipFill>
-                    <a:blip r:embed="rId27">
+                    <a:blip r:embed="rId26">
                       <a:extLst>
                         <a:ext uri="{28A0092B-C50C-407E-A947-70E740481C1C}">
                           <a14:useLocalDpi xmlns:a14="http://schemas.microsoft.com/office/drawing/2010/main" val="0"/>
@@ -4072,15 +4193,7 @@
           <w:sz w:val="28"/>
           <w:szCs w:val="28"/>
         </w:rPr>
-        <w:t>Выполните анализ протокола, выводимого на консоль</w:t>
-      </w:r>
-      <w:r>
-        <w:rPr>
-          <w:rFonts w:ascii="Courier New" w:hAnsi="Courier New" w:cs="Courier New"/>
-          <w:sz w:val="28"/>
-          <w:szCs w:val="28"/>
-        </w:rPr>
-        <w:t xml:space="preserve"> в предыдущем пункте зада</w:t>
+        <w:t>Выполните анализ протокола, выводимого на консоль в предыдущем пункте зада</w:t>
       </w:r>
       <w:r>
         <w:rPr>
@@ -4096,31 +4209,7 @@
           <w:sz w:val="28"/>
           <w:szCs w:val="28"/>
         </w:rPr>
-        <w:t>ия</w:t>
-      </w:r>
-      <w:r>
-        <w:rPr>
-          <w:rFonts w:ascii="Courier New" w:hAnsi="Courier New" w:cs="Courier New"/>
-          <w:sz w:val="28"/>
-          <w:szCs w:val="28"/>
-        </w:rPr>
-        <w:t>.</w:t>
-      </w:r>
-      <w:r>
-        <w:rPr>
-          <w:rFonts w:ascii="Courier New" w:hAnsi="Courier New" w:cs="Courier New"/>
-          <w:sz w:val="28"/>
-          <w:szCs w:val="28"/>
-        </w:rPr>
-        <w:t xml:space="preserve"> </w:t>
-      </w:r>
-      <w:r>
-        <w:rPr>
-          <w:rFonts w:ascii="Courier New" w:hAnsi="Courier New" w:cs="Courier New"/>
-          <w:sz w:val="28"/>
-          <w:szCs w:val="28"/>
-        </w:rPr>
-        <w:t xml:space="preserve">Предложите такие изменение в  программном коде, чтобы в поле </w:t>
+        <w:t xml:space="preserve">ия. Предложите такие изменение в  программном коде, чтобы в поле </w:t>
       </w:r>
       <w:r>
         <w:rPr>
@@ -4157,7 +4246,6 @@
           <w:rFonts w:ascii="Courier New" w:hAnsi="Courier New" w:cs="Courier New"/>
           <w:sz w:val="28"/>
           <w:szCs w:val="28"/>
-          <w:lang w:val="en-US"/>
         </w:rPr>
         <w:t xml:space="preserve">, </w:t>
       </w:r>
@@ -4167,33 +4255,15 @@
           <w:sz w:val="28"/>
           <w:szCs w:val="28"/>
         </w:rPr>
-        <w:t>возвращаемого в ответе сообщения, была более подробная информация об ошибке</w:t>
-      </w:r>
-      <w:proofErr w:type="gramStart"/>
-      <w:r>
-        <w:rPr>
-          <w:rFonts w:ascii="Courier New" w:hAnsi="Courier New" w:cs="Courier New"/>
-          <w:sz w:val="28"/>
-          <w:szCs w:val="28"/>
-        </w:rPr>
-        <w:t xml:space="preserve"> </w:t>
-      </w:r>
-      <w:r>
-        <w:rPr>
-          <w:rFonts w:ascii="Courier New" w:hAnsi="Courier New" w:cs="Courier New"/>
-          <w:sz w:val="28"/>
-          <w:szCs w:val="28"/>
-        </w:rPr>
-        <w:t>И</w:t>
-      </w:r>
-      <w:proofErr w:type="gramEnd"/>
-      <w:r>
-        <w:rPr>
-          <w:rFonts w:ascii="Courier New" w:hAnsi="Courier New" w:cs="Courier New"/>
-          <w:sz w:val="28"/>
-          <w:szCs w:val="28"/>
-        </w:rPr>
-        <w:t xml:space="preserve">змените программный код </w:t>
+        <w:t xml:space="preserve">возвращаемого в ответе сообщения, была более подробная информация об ошибке </w:t>
+      </w:r>
+      <w:r>
+        <w:rPr>
+          <w:rFonts w:ascii="Courier New" w:hAnsi="Courier New" w:cs="Courier New"/>
+          <w:sz w:val="28"/>
+          <w:szCs w:val="28"/>
+        </w:rPr>
+        <w:t xml:space="preserve">Измените программный код </w:t>
       </w:r>
       <w:r>
         <w:rPr>
@@ -4373,7 +4443,7 @@
                     </pic:cNvPicPr>
                   </pic:nvPicPr>
                   <pic:blipFill>
-                    <a:blip r:embed="rId28">
+                    <a:blip r:embed="rId27">
                       <a:extLst>
                         <a:ext uri="{28A0092B-C50C-407E-A947-70E740481C1C}">
                           <a14:useLocalDpi xmlns:a14="http://schemas.microsoft.com/office/drawing/2010/main" val="0"/>
@@ -4415,6 +4485,7 @@
           <w:rFonts w:ascii="Courier New" w:hAnsi="Courier New" w:cs="Courier New"/>
           <w:sz w:val="28"/>
           <w:szCs w:val="28"/>
+          <w:lang w:val="en-US"/>
         </w:rPr>
       </w:pPr>
     </w:p>
@@ -4615,16 +4686,7 @@
           <w:sz w:val="28"/>
           <w:szCs w:val="28"/>
         </w:rPr>
-        <w:t>4_</w:t>
-      </w:r>
-      <w:r>
-        <w:rPr>
-          <w:rFonts w:ascii="Courier New" w:hAnsi="Courier New" w:cs="Courier New"/>
-          <w:b/>
-          <w:sz w:val="28"/>
-          <w:szCs w:val="28"/>
-        </w:rPr>
-        <w:t>2</w:t>
+        <w:t>4_2</w:t>
       </w:r>
       <w:r>
         <w:rPr>
@@ -4735,7 +4797,7 @@
                     </pic:cNvPicPr>
                   </pic:nvPicPr>
                   <pic:blipFill>
-                    <a:blip r:embed="rId16">
+                    <a:blip r:embed="rId15">
                       <a:extLst>
                         <a:ext uri="{28A0092B-C50C-407E-A947-70E740481C1C}">
                           <a14:useLocalDpi xmlns:a14="http://schemas.microsoft.com/office/drawing/2010/main" val="0"/>
@@ -4861,16 +4923,7 @@
           <w:sz w:val="28"/>
           <w:szCs w:val="28"/>
         </w:rPr>
-        <w:t>4_</w:t>
-      </w:r>
-      <w:r>
-        <w:rPr>
-          <w:rFonts w:ascii="Courier New" w:hAnsi="Courier New" w:cs="Courier New"/>
-          <w:b/>
-          <w:sz w:val="28"/>
-          <w:szCs w:val="28"/>
-        </w:rPr>
-        <w:t>2</w:t>
+        <w:t>4_2</w:t>
       </w:r>
       <w:r>
         <w:rPr>
@@ -4906,18 +4959,35 @@
         </w:rPr>
         <w:t xml:space="preserve">Продублируйте программный код файла </w:t>
       </w:r>
-      <w:proofErr w:type="spellStart"/>
-      <w:r>
-        <w:rPr>
-          <w:rFonts w:ascii="Courier New" w:hAnsi="Courier New" w:cs="Courier New"/>
-          <w:b/>
-          <w:sz w:val="28"/>
-          <w:szCs w:val="28"/>
-          <w:lang w:val="en-US"/>
-        </w:rPr>
-        <w:t>Program.cs</w:t>
-      </w:r>
-      <w:proofErr w:type="spellEnd"/>
+      <w:r>
+        <w:rPr>
+          <w:rFonts w:ascii="Courier New" w:hAnsi="Courier New" w:cs="Courier New"/>
+          <w:b/>
+          <w:sz w:val="28"/>
+          <w:szCs w:val="28"/>
+          <w:lang w:val="en-US"/>
+        </w:rPr>
+        <w:t>Program</w:t>
+      </w:r>
+      <w:r>
+        <w:rPr>
+          <w:rFonts w:ascii="Courier New" w:hAnsi="Courier New" w:cs="Courier New"/>
+          <w:b/>
+          <w:sz w:val="28"/>
+          <w:szCs w:val="28"/>
+        </w:rPr>
+        <w:t>.</w:t>
+      </w:r>
+      <w:r>
+        <w:rPr>
+          <w:rFonts w:ascii="Courier New" w:hAnsi="Courier New" w:cs="Courier New"/>
+          <w:b/>
+          <w:sz w:val="28"/>
+          <w:szCs w:val="28"/>
+          <w:lang w:val="en-US"/>
+        </w:rPr>
+        <w:t>cs</w:t>
+      </w:r>
       <w:r>
         <w:rPr>
           <w:rFonts w:ascii="Courier New" w:hAnsi="Courier New" w:cs="Courier New"/>
@@ -4961,16 +5031,7 @@
           <w:sz w:val="28"/>
           <w:szCs w:val="28"/>
         </w:rPr>
-        <w:t>4_</w:t>
-      </w:r>
-      <w:r>
-        <w:rPr>
-          <w:rFonts w:ascii="Courier New" w:hAnsi="Courier New" w:cs="Courier New"/>
-          <w:b/>
-          <w:sz w:val="28"/>
-          <w:szCs w:val="28"/>
-        </w:rPr>
-        <w:t xml:space="preserve">1 </w:t>
+        <w:t xml:space="preserve">4_1 </w:t>
       </w:r>
       <w:r>
         <w:rPr>
@@ -5031,16 +5092,7 @@
           <w:sz w:val="28"/>
           <w:szCs w:val="28"/>
         </w:rPr>
-        <w:t>4_2</w:t>
-      </w:r>
-      <w:r>
-        <w:rPr>
-          <w:rFonts w:ascii="Courier New" w:hAnsi="Courier New" w:cs="Courier New"/>
-          <w:b/>
-          <w:sz w:val="28"/>
-          <w:szCs w:val="28"/>
-        </w:rPr>
-        <w:t xml:space="preserve">. </w:t>
+        <w:t xml:space="preserve">4_2. </w:t>
       </w:r>
     </w:p>
     <w:p>
@@ -5067,18 +5119,35 @@
         </w:rPr>
         <w:t xml:space="preserve">Добавьте в </w:t>
       </w:r>
-      <w:proofErr w:type="spellStart"/>
-      <w:r>
-        <w:rPr>
-          <w:rFonts w:ascii="Courier New" w:hAnsi="Courier New" w:cs="Courier New"/>
-          <w:b/>
-          <w:sz w:val="28"/>
-          <w:szCs w:val="28"/>
-          <w:lang w:val="en-US"/>
-        </w:rPr>
-        <w:t>Program.cs</w:t>
-      </w:r>
-      <w:proofErr w:type="spellEnd"/>
+      <w:r>
+        <w:rPr>
+          <w:rFonts w:ascii="Courier New" w:hAnsi="Courier New" w:cs="Courier New"/>
+          <w:b/>
+          <w:sz w:val="28"/>
+          <w:szCs w:val="28"/>
+          <w:lang w:val="en-US"/>
+        </w:rPr>
+        <w:t>Program</w:t>
+      </w:r>
+      <w:r>
+        <w:rPr>
+          <w:rFonts w:ascii="Courier New" w:hAnsi="Courier New" w:cs="Courier New"/>
+          <w:b/>
+          <w:sz w:val="28"/>
+          <w:szCs w:val="28"/>
+        </w:rPr>
+        <w:t>.</w:t>
+      </w:r>
+      <w:r>
+        <w:rPr>
+          <w:rFonts w:ascii="Courier New" w:hAnsi="Courier New" w:cs="Courier New"/>
+          <w:b/>
+          <w:sz w:val="28"/>
+          <w:szCs w:val="28"/>
+          <w:lang w:val="en-US"/>
+        </w:rPr>
+        <w:t>cs</w:t>
+      </w:r>
       <w:r>
         <w:rPr>
           <w:rFonts w:ascii="Courier New" w:hAnsi="Courier New" w:cs="Courier New"/>
@@ -5120,7 +5189,15 @@
           <w:szCs w:val="28"/>
           <w:lang w:val="en-US"/>
         </w:rPr>
-        <w:t>DELETE-</w:t>
+        <w:t>DELETE</w:t>
+      </w:r>
+      <w:r>
+        <w:rPr>
+          <w:rFonts w:ascii="Courier New" w:hAnsi="Courier New" w:cs="Courier New"/>
+          <w:sz w:val="28"/>
+          <w:szCs w:val="28"/>
+        </w:rPr>
+        <w:t>-</w:t>
       </w:r>
       <w:r>
         <w:rPr>
@@ -5135,7 +5212,6 @@
           <w:rFonts w:ascii="Courier New" w:hAnsi="Courier New" w:cs="Courier New"/>
           <w:sz w:val="28"/>
           <w:szCs w:val="28"/>
-          <w:lang w:val="en-US"/>
         </w:rPr>
         <w:t xml:space="preserve">. </w:t>
       </w:r>
@@ -5202,7 +5278,7 @@
                     </pic:cNvPicPr>
                   </pic:nvPicPr>
                   <pic:blipFill>
-                    <a:blip r:embed="rId29">
+                    <a:blip r:embed="rId28">
                       <a:extLst>
                         <a:ext uri="{28A0092B-C50C-407E-A947-70E740481C1C}">
                           <a14:useLocalDpi xmlns:a14="http://schemas.microsoft.com/office/drawing/2010/main" val="0"/>
@@ -5260,18 +5336,35 @@
         </w:rPr>
         <w:t xml:space="preserve">Следующие два фрагмента программного кода уже существуют в </w:t>
       </w:r>
-      <w:proofErr w:type="spellStart"/>
-      <w:r>
-        <w:rPr>
-          <w:rFonts w:ascii="Courier New" w:hAnsi="Courier New" w:cs="Courier New"/>
-          <w:b/>
-          <w:sz w:val="28"/>
-          <w:szCs w:val="28"/>
-          <w:lang w:val="en-US"/>
-        </w:rPr>
-        <w:t>Program.cs</w:t>
-      </w:r>
-      <w:proofErr w:type="spellEnd"/>
+      <w:r>
+        <w:rPr>
+          <w:rFonts w:ascii="Courier New" w:hAnsi="Courier New" w:cs="Courier New"/>
+          <w:b/>
+          <w:sz w:val="28"/>
+          <w:szCs w:val="28"/>
+          <w:lang w:val="en-US"/>
+        </w:rPr>
+        <w:t>Program</w:t>
+      </w:r>
+      <w:r>
+        <w:rPr>
+          <w:rFonts w:ascii="Courier New" w:hAnsi="Courier New" w:cs="Courier New"/>
+          <w:b/>
+          <w:sz w:val="28"/>
+          <w:szCs w:val="28"/>
+        </w:rPr>
+        <w:t>.</w:t>
+      </w:r>
+      <w:r>
+        <w:rPr>
+          <w:rFonts w:ascii="Courier New" w:hAnsi="Courier New" w:cs="Courier New"/>
+          <w:b/>
+          <w:sz w:val="28"/>
+          <w:szCs w:val="28"/>
+          <w:lang w:val="en-US"/>
+        </w:rPr>
+        <w:t>cs</w:t>
+      </w:r>
       <w:r>
         <w:rPr>
           <w:rFonts w:ascii="Courier New" w:hAnsi="Courier New" w:cs="Courier New"/>
@@ -5344,7 +5437,7 @@
                     </pic:cNvPicPr>
                   </pic:nvPicPr>
                   <pic:blipFill>
-                    <a:blip r:embed="rId30">
+                    <a:blip r:embed="rId29">
                       <a:extLst>
                         <a:ext uri="{28A0092B-C50C-407E-A947-70E740481C1C}">
                           <a14:useLocalDpi xmlns:a14="http://schemas.microsoft.com/office/drawing/2010/main" val="0"/>
@@ -5416,7 +5509,7 @@
                     </pic:cNvPicPr>
                   </pic:nvPicPr>
                   <pic:blipFill>
-                    <a:blip r:embed="rId31">
+                    <a:blip r:embed="rId30">
                       <a:extLst>
                         <a:ext uri="{28A0092B-C50C-407E-A947-70E740481C1C}">
                           <a14:useLocalDpi xmlns:a14="http://schemas.microsoft.com/office/drawing/2010/main" val="0"/>
@@ -5526,16 +5619,7 @@
           <w:sz w:val="28"/>
           <w:szCs w:val="28"/>
         </w:rPr>
-        <w:t>4_</w:t>
-      </w:r>
-      <w:r>
-        <w:rPr>
-          <w:rFonts w:ascii="Courier New" w:hAnsi="Courier New" w:cs="Courier New"/>
-          <w:b/>
-          <w:sz w:val="28"/>
-          <w:szCs w:val="28"/>
-        </w:rPr>
-        <w:t xml:space="preserve">2 </w:t>
+        <w:t xml:space="preserve">4_2 </w:t>
       </w:r>
       <w:r>
         <w:rPr>
@@ -5635,7 +5719,7 @@
                     </pic:cNvPicPr>
                   </pic:nvPicPr>
                   <pic:blipFill>
-                    <a:blip r:embed="rId32">
+                    <a:blip r:embed="rId31">
                       <a:extLst>
                         <a:ext uri="{28A0092B-C50C-407E-A947-70E740481C1C}">
                           <a14:useLocalDpi xmlns:a14="http://schemas.microsoft.com/office/drawing/2010/main" val="0"/>
@@ -5705,7 +5789,7 @@
                     </pic:cNvPicPr>
                   </pic:nvPicPr>
                   <pic:blipFill>
-                    <a:blip r:embed="rId33">
+                    <a:blip r:embed="rId32">
                       <a:extLst>
                         <a:ext uri="{28A0092B-C50C-407E-A947-70E740481C1C}">
                           <a14:useLocalDpi xmlns:a14="http://schemas.microsoft.com/office/drawing/2010/main" val="0"/>
@@ -5798,7 +5882,7 @@
                     </pic:cNvPicPr>
                   </pic:nvPicPr>
                   <pic:blipFill>
-                    <a:blip r:embed="rId34">
+                    <a:blip r:embed="rId33">
                       <a:extLst>
                         <a:ext uri="{28A0092B-C50C-407E-A947-70E740481C1C}">
                           <a14:useLocalDpi xmlns:a14="http://schemas.microsoft.com/office/drawing/2010/main" val="0"/>
@@ -5868,7 +5952,7 @@
                     </pic:cNvPicPr>
                   </pic:nvPicPr>
                   <pic:blipFill>
-                    <a:blip r:embed="rId35">
+                    <a:blip r:embed="rId34">
                       <a:extLst>
                         <a:ext uri="{28A0092B-C50C-407E-A947-70E740481C1C}">
                           <a14:useLocalDpi xmlns:a14="http://schemas.microsoft.com/office/drawing/2010/main" val="0"/>
@@ -5949,7 +6033,7 @@
                     </pic:cNvPicPr>
                   </pic:nvPicPr>
                   <pic:blipFill>
-                    <a:blip r:embed="rId36">
+                    <a:blip r:embed="rId35">
                       <a:extLst>
                         <a:ext uri="{28A0092B-C50C-407E-A947-70E740481C1C}">
                           <a14:useLocalDpi xmlns:a14="http://schemas.microsoft.com/office/drawing/2010/main" val="0"/>
@@ -6192,16 +6276,7 @@
           <w:sz w:val="28"/>
           <w:szCs w:val="28"/>
         </w:rPr>
-        <w:t>4_</w:t>
-      </w:r>
-      <w:r>
-        <w:rPr>
-          <w:rFonts w:ascii="Courier New" w:hAnsi="Courier New" w:cs="Courier New"/>
-          <w:b/>
-          <w:sz w:val="28"/>
-          <w:szCs w:val="28"/>
-        </w:rPr>
-        <w:t>3</w:t>
+        <w:t>4_3</w:t>
       </w:r>
       <w:r>
         <w:rPr>
@@ -6312,7 +6387,7 @@
                     </pic:cNvPicPr>
                   </pic:nvPicPr>
                   <pic:blipFill>
-                    <a:blip r:embed="rId16">
+                    <a:blip r:embed="rId15">
                       <a:extLst>
                         <a:ext uri="{28A0092B-C50C-407E-A947-70E740481C1C}">
                           <a14:useLocalDpi xmlns:a14="http://schemas.microsoft.com/office/drawing/2010/main" val="0"/>
@@ -6438,25 +6513,7 @@
           <w:sz w:val="28"/>
           <w:szCs w:val="28"/>
         </w:rPr>
-        <w:t>4_</w:t>
-      </w:r>
-      <w:r>
-        <w:rPr>
-          <w:rFonts w:ascii="Courier New" w:hAnsi="Courier New" w:cs="Courier New"/>
-          <w:b/>
-          <w:sz w:val="28"/>
-          <w:szCs w:val="28"/>
-        </w:rPr>
-        <w:t>3</w:t>
-      </w:r>
-      <w:r>
-        <w:rPr>
-          <w:rFonts w:ascii="Courier New" w:hAnsi="Courier New" w:cs="Courier New"/>
-          <w:b/>
-          <w:sz w:val="28"/>
-          <w:szCs w:val="28"/>
-        </w:rPr>
-        <w:t>.</w:t>
+        <w:t>4_3.</w:t>
       </w:r>
     </w:p>
     <w:p>
@@ -6483,18 +6540,35 @@
         </w:rPr>
         <w:t xml:space="preserve">Продублируйте программный код файла </w:t>
       </w:r>
-      <w:proofErr w:type="spellStart"/>
-      <w:r>
-        <w:rPr>
-          <w:rFonts w:ascii="Courier New" w:hAnsi="Courier New" w:cs="Courier New"/>
-          <w:b/>
-          <w:sz w:val="28"/>
-          <w:szCs w:val="28"/>
-          <w:lang w:val="en-US"/>
-        </w:rPr>
-        <w:t>Program.cs</w:t>
-      </w:r>
-      <w:proofErr w:type="spellEnd"/>
+      <w:r>
+        <w:rPr>
+          <w:rFonts w:ascii="Courier New" w:hAnsi="Courier New" w:cs="Courier New"/>
+          <w:b/>
+          <w:sz w:val="28"/>
+          <w:szCs w:val="28"/>
+          <w:lang w:val="en-US"/>
+        </w:rPr>
+        <w:t>Program</w:t>
+      </w:r>
+      <w:r>
+        <w:rPr>
+          <w:rFonts w:ascii="Courier New" w:hAnsi="Courier New" w:cs="Courier New"/>
+          <w:b/>
+          <w:sz w:val="28"/>
+          <w:szCs w:val="28"/>
+        </w:rPr>
+        <w:t>.</w:t>
+      </w:r>
+      <w:r>
+        <w:rPr>
+          <w:rFonts w:ascii="Courier New" w:hAnsi="Courier New" w:cs="Courier New"/>
+          <w:b/>
+          <w:sz w:val="28"/>
+          <w:szCs w:val="28"/>
+          <w:lang w:val="en-US"/>
+        </w:rPr>
+        <w:t>cs</w:t>
+      </w:r>
       <w:r>
         <w:rPr>
           <w:rFonts w:ascii="Courier New" w:hAnsi="Courier New" w:cs="Courier New"/>
@@ -6538,16 +6612,15 @@
           <w:sz w:val="28"/>
           <w:szCs w:val="28"/>
         </w:rPr>
-        <w:t>4_</w:t>
-      </w:r>
-      <w:r>
-        <w:rPr>
-          <w:rFonts w:ascii="Courier New" w:hAnsi="Courier New" w:cs="Courier New"/>
-          <w:b/>
-          <w:sz w:val="28"/>
-          <w:szCs w:val="28"/>
-        </w:rPr>
-        <w:t>2</w:t>
+        <w:t xml:space="preserve">4_2 </w:t>
+      </w:r>
+      <w:r>
+        <w:rPr>
+          <w:rFonts w:ascii="Courier New" w:hAnsi="Courier New" w:cs="Courier New"/>
+          <w:sz w:val="28"/>
+          <w:szCs w:val="28"/>
+        </w:rPr>
+        <w:t>в</w:t>
       </w:r>
       <w:r>
         <w:rPr>
@@ -6564,23 +6637,6 @@
           <w:sz w:val="28"/>
           <w:szCs w:val="28"/>
         </w:rPr>
-        <w:t>в</w:t>
-      </w:r>
-      <w:r>
-        <w:rPr>
-          <w:rFonts w:ascii="Courier New" w:hAnsi="Courier New" w:cs="Courier New"/>
-          <w:b/>
-          <w:sz w:val="28"/>
-          <w:szCs w:val="28"/>
-        </w:rPr>
-        <w:t xml:space="preserve"> </w:t>
-      </w:r>
-      <w:r>
-        <w:rPr>
-          <w:rFonts w:ascii="Courier New" w:hAnsi="Courier New" w:cs="Courier New"/>
-          <w:sz w:val="28"/>
-          <w:szCs w:val="28"/>
-        </w:rPr>
         <w:t xml:space="preserve">одноименный файл приложения </w:t>
       </w:r>
       <w:r>
@@ -6609,25 +6665,7 @@
           <w:sz w:val="28"/>
           <w:szCs w:val="28"/>
         </w:rPr>
-        <w:t>4_</w:t>
-      </w:r>
-      <w:r>
-        <w:rPr>
-          <w:rFonts w:ascii="Courier New" w:hAnsi="Courier New" w:cs="Courier New"/>
-          <w:b/>
-          <w:sz w:val="28"/>
-          <w:szCs w:val="28"/>
-        </w:rPr>
-        <w:t>3</w:t>
-      </w:r>
-      <w:r>
-        <w:rPr>
-          <w:rFonts w:ascii="Courier New" w:hAnsi="Courier New" w:cs="Courier New"/>
-          <w:b/>
-          <w:sz w:val="28"/>
-          <w:szCs w:val="28"/>
-        </w:rPr>
-        <w:t xml:space="preserve">. </w:t>
+        <w:t xml:space="preserve">4_3. </w:t>
       </w:r>
     </w:p>
     <w:p>
@@ -6654,18 +6692,35 @@
         </w:rPr>
         <w:t xml:space="preserve">Добавьте в </w:t>
       </w:r>
-      <w:proofErr w:type="spellStart"/>
-      <w:r>
-        <w:rPr>
-          <w:rFonts w:ascii="Courier New" w:hAnsi="Courier New" w:cs="Courier New"/>
-          <w:b/>
-          <w:sz w:val="28"/>
-          <w:szCs w:val="28"/>
-          <w:lang w:val="en-US"/>
-        </w:rPr>
-        <w:t>Program.cs</w:t>
-      </w:r>
-      <w:proofErr w:type="spellEnd"/>
+      <w:r>
+        <w:rPr>
+          <w:rFonts w:ascii="Courier New" w:hAnsi="Courier New" w:cs="Courier New"/>
+          <w:b/>
+          <w:sz w:val="28"/>
+          <w:szCs w:val="28"/>
+          <w:lang w:val="en-US"/>
+        </w:rPr>
+        <w:t>Program</w:t>
+      </w:r>
+      <w:r>
+        <w:rPr>
+          <w:rFonts w:ascii="Courier New" w:hAnsi="Courier New" w:cs="Courier New"/>
+          <w:b/>
+          <w:sz w:val="28"/>
+          <w:szCs w:val="28"/>
+        </w:rPr>
+        <w:t>.</w:t>
+      </w:r>
+      <w:r>
+        <w:rPr>
+          <w:rFonts w:ascii="Courier New" w:hAnsi="Courier New" w:cs="Courier New"/>
+          <w:b/>
+          <w:sz w:val="28"/>
+          <w:szCs w:val="28"/>
+          <w:lang w:val="en-US"/>
+        </w:rPr>
+        <w:t>cs</w:t>
+      </w:r>
       <w:r>
         <w:rPr>
           <w:rFonts w:ascii="Courier New" w:hAnsi="Courier New" w:cs="Courier New"/>
@@ -6714,7 +6769,6 @@
           <w:rFonts w:ascii="Courier New" w:hAnsi="Courier New" w:cs="Courier New"/>
           <w:sz w:val="28"/>
           <w:szCs w:val="28"/>
-          <w:lang w:val="en-US"/>
         </w:rPr>
         <w:t>-</w:t>
       </w:r>
@@ -6731,7 +6785,6 @@
           <w:rFonts w:ascii="Courier New" w:hAnsi="Courier New" w:cs="Courier New"/>
           <w:sz w:val="28"/>
           <w:szCs w:val="28"/>
-          <w:lang w:val="en-US"/>
         </w:rPr>
         <w:t xml:space="preserve">. </w:t>
       </w:r>
@@ -6782,7 +6835,7 @@
                     </pic:cNvPicPr>
                   </pic:nvPicPr>
                   <pic:blipFill>
-                    <a:blip r:embed="rId37">
+                    <a:blip r:embed="rId36">
                       <a:extLst>
                         <a:ext uri="{28A0092B-C50C-407E-A947-70E740481C1C}">
                           <a14:useLocalDpi xmlns:a14="http://schemas.microsoft.com/office/drawing/2010/main" val="0"/>
@@ -6865,16 +6918,7 @@
           <w:sz w:val="28"/>
           <w:szCs w:val="28"/>
         </w:rPr>
-        <w:t>4_2</w:t>
-      </w:r>
-      <w:r>
-        <w:rPr>
-          <w:rFonts w:ascii="Courier New" w:hAnsi="Courier New" w:cs="Courier New"/>
-          <w:b/>
-          <w:sz w:val="28"/>
-          <w:szCs w:val="28"/>
-        </w:rPr>
-        <w:t>.</w:t>
+        <w:t>4_2.</w:t>
       </w:r>
     </w:p>
     <w:p>
@@ -6953,49 +6997,15 @@
           <w:sz w:val="28"/>
           <w:szCs w:val="28"/>
         </w:rPr>
-        <w:t>4_</w:t>
-      </w:r>
-      <w:r>
-        <w:rPr>
-          <w:rFonts w:ascii="Courier New" w:hAnsi="Courier New" w:cs="Courier New"/>
-          <w:b/>
-          <w:sz w:val="28"/>
-          <w:szCs w:val="28"/>
-        </w:rPr>
-        <w:t>3</w:t>
-      </w:r>
-      <w:r>
-        <w:rPr>
-          <w:rFonts w:ascii="Courier New" w:hAnsi="Courier New" w:cs="Courier New"/>
-          <w:b/>
-          <w:sz w:val="28"/>
-          <w:szCs w:val="28"/>
-        </w:rPr>
-        <w:t xml:space="preserve"> </w:t>
-      </w:r>
-      <w:r>
-        <w:rPr>
-          <w:rFonts w:ascii="Courier New" w:hAnsi="Courier New" w:cs="Courier New"/>
-          <w:sz w:val="28"/>
-          <w:szCs w:val="28"/>
-        </w:rPr>
-        <w:t xml:space="preserve">должен обеспечивать успешное прохождение следующих </w:t>
-      </w:r>
-      <w:r>
-        <w:rPr>
-          <w:rFonts w:ascii="Courier New" w:hAnsi="Courier New" w:cs="Courier New"/>
-          <w:sz w:val="28"/>
-          <w:szCs w:val="28"/>
-        </w:rPr>
-        <w:t>3</w:t>
-      </w:r>
-      <w:r>
-        <w:rPr>
-          <w:rFonts w:ascii="Courier New" w:hAnsi="Courier New" w:cs="Courier New"/>
-          <w:sz w:val="28"/>
-          <w:szCs w:val="28"/>
-        </w:rPr>
-        <w:t xml:space="preserve"> тестов.</w:t>
+        <w:t xml:space="preserve">4_3 </w:t>
+      </w:r>
+      <w:r>
+        <w:rPr>
+          <w:rFonts w:ascii="Courier New" w:hAnsi="Courier New" w:cs="Courier New"/>
+          <w:sz w:val="28"/>
+          <w:szCs w:val="28"/>
+        </w:rPr>
+        <w:t>должен обеспечивать успешное прохождение следующих 3 тестов.</w:t>
       </w:r>
     </w:p>
     <w:p>
@@ -7034,7 +7044,7 @@
                     </pic:cNvPicPr>
                   </pic:nvPicPr>
                   <pic:blipFill>
-                    <a:blip r:embed="rId38">
+                    <a:blip r:embed="rId37">
                       <a:extLst>
                         <a:ext uri="{28A0092B-C50C-407E-A947-70E740481C1C}">
                           <a14:useLocalDpi xmlns:a14="http://schemas.microsoft.com/office/drawing/2010/main" val="0"/>
@@ -7126,7 +7136,7 @@
                     </pic:cNvPicPr>
                   </pic:nvPicPr>
                   <pic:blipFill>
-                    <a:blip r:embed="rId39">
+                    <a:blip r:embed="rId38">
                       <a:extLst>
                         <a:ext uri="{28A0092B-C50C-407E-A947-70E740481C1C}">
                           <a14:useLocalDpi xmlns:a14="http://schemas.microsoft.com/office/drawing/2010/main" val="0"/>
@@ -7196,7 +7206,7 @@
                     </pic:cNvPicPr>
                   </pic:nvPicPr>
                   <pic:blipFill>
-                    <a:blip r:embed="rId40">
+                    <a:blip r:embed="rId39">
                       <a:extLst>
                         <a:ext uri="{28A0092B-C50C-407E-A947-70E740481C1C}">
                           <a14:useLocalDpi xmlns:a14="http://schemas.microsoft.com/office/drawing/2010/main" val="0"/>
@@ -7364,7 +7374,7 @@
                     </pic:cNvPicPr>
                   </pic:nvPicPr>
                   <pic:blipFill>
-                    <a:blip r:embed="rId41">
+                    <a:blip r:embed="rId40">
                       <a:extLst>
                         <a:ext uri="{28A0092B-C50C-407E-A947-70E740481C1C}">
                           <a14:useLocalDpi xmlns:a14="http://schemas.microsoft.com/office/drawing/2010/main" val="0"/>
@@ -7477,7 +7487,7 @@
                     </pic:cNvPicPr>
                   </pic:nvPicPr>
                   <pic:blipFill>
-                    <a:blip r:embed="rId42">
+                    <a:blip r:embed="rId41">
                       <a:extLst>
                         <a:ext uri="{28A0092B-C50C-407E-A947-70E740481C1C}">
                           <a14:useLocalDpi xmlns:a14="http://schemas.microsoft.com/office/drawing/2010/main" val="0"/>
@@ -7510,8 +7520,6 @@
           </wp:inline>
         </w:drawing>
       </w:r>
-      <w:bookmarkStart w:id="0" w:name="_GoBack"/>
-      <w:bookmarkEnd w:id="0"/>
     </w:p>
     <w:p>
       <w:pPr>
@@ -7545,6 +7553,7 @@
           <w:rFonts w:ascii="Courier New" w:hAnsi="Courier New" w:cs="Courier New"/>
           <w:sz w:val="28"/>
           <w:szCs w:val="28"/>
+          <w:lang w:val="en-US"/>
         </w:rPr>
       </w:pPr>
       <w:r>
@@ -7553,6 +7562,7 @@
           <w:color w:val="FFC000"/>
           <w:sz w:val="28"/>
           <w:szCs w:val="28"/>
+          <w:lang w:val="en-US"/>
         </w:rPr>
         <w:t>♣</w:t>
       </w:r>
@@ -7562,9 +7572,17 @@
           <w:sz w:val="28"/>
           <w:szCs w:val="28"/>
         </w:rPr>
-        <w:t xml:space="preserve">Чем </w:t>
-      </w:r>
-      <w:proofErr w:type="gramStart"/>
+        <w:t>Чем</w:t>
+      </w:r>
+      <w:r>
+        <w:rPr>
+          <w:rFonts w:ascii="Courier New" w:hAnsi="Courier New" w:cs="Courier New"/>
+          <w:sz w:val="28"/>
+          <w:szCs w:val="28"/>
+          <w:lang w:val="en-US"/>
+        </w:rPr>
+        <w:t xml:space="preserve"> </w:t>
+      </w:r>
       <w:r>
         <w:rPr>
           <w:rFonts w:ascii="Courier New" w:hAnsi="Courier New" w:cs="Courier New"/>
@@ -7573,12 +7591,12 @@
         </w:rPr>
         <w:t>известны</w:t>
       </w:r>
-      <w:proofErr w:type="gramEnd"/>
-      <w:r>
-        <w:rPr>
-          <w:rFonts w:ascii="Courier New" w:hAnsi="Courier New" w:cs="Courier New"/>
-          <w:sz w:val="28"/>
-          <w:szCs w:val="28"/>
+      <w:r>
+        <w:rPr>
+          <w:rFonts w:ascii="Courier New" w:hAnsi="Courier New" w:cs="Courier New"/>
+          <w:sz w:val="28"/>
+          <w:szCs w:val="28"/>
+          <w:lang w:val="en-US"/>
         </w:rPr>
         <w:t xml:space="preserve"> </w:t>
       </w:r>
@@ -7597,7 +7615,16 @@
           <w:sz w:val="28"/>
           <w:szCs w:val="28"/>
         </w:rPr>
-        <w:t xml:space="preserve">и </w:t>
+        <w:t>и</w:t>
+      </w:r>
+      <w:r>
+        <w:rPr>
+          <w:rFonts w:ascii="Courier New" w:hAnsi="Courier New" w:cs="Courier New"/>
+          <w:sz w:val="28"/>
+          <w:szCs w:val="28"/>
+          <w:lang w:val="en-US"/>
+        </w:rPr>
+        <w:t xml:space="preserve"> </w:t>
       </w:r>
       <w:r>
         <w:rPr>
@@ -7617,6 +7644,87 @@
         </w:rPr>
         <w:t>☺</w:t>
       </w:r>
+    </w:p>
+    <w:p>
+      <w:pPr>
+        <w:rPr>
+          <w:rFonts w:ascii="Courier New" w:hAnsi="Courier New" w:cs="Courier New"/>
+          <w:color w:val="FFC000"/>
+          <w:sz w:val="28"/>
+          <w:szCs w:val="28"/>
+          <w:lang w:val="en-US"/>
+        </w:rPr>
+      </w:pPr>
+      <w:r>
+        <w:rPr>
+          <w:rFonts w:ascii="Courier New" w:hAnsi="Courier New" w:cs="Courier New"/>
+          <w:color w:val="FFC000"/>
+          <w:sz w:val="28"/>
+          <w:szCs w:val="28"/>
+          <w:lang w:val="en-US"/>
+        </w:rPr>
+        <w:br w:type="page"/>
+      </w:r>
+    </w:p>
+    <w:p>
+      <w:pPr>
+        <w:pStyle w:val="a3"/>
+        <w:spacing w:after="0"/>
+        <w:ind w:left="360"/>
+        <w:jc w:val="both"/>
+        <w:rPr>
+          <w:rFonts w:ascii="Courier New" w:hAnsi="Courier New" w:cs="Courier New"/>
+          <w:sz w:val="28"/>
+          <w:szCs w:val="28"/>
+          <w:lang w:val="en-US"/>
+        </w:rPr>
+      </w:pPr>
+      <w:r>
+        <w:rPr>
+          <w:rFonts w:ascii="Courier New" w:hAnsi="Courier New" w:cs="Courier New"/>
+          <w:sz w:val="28"/>
+          <w:szCs w:val="28"/>
+          <w:lang w:val="en-US"/>
+        </w:rPr>
+        <w:lastRenderedPageBreak/>
+        <w:drawing>
+          <wp:inline distT="0" distB="0" distL="0" distR="0" wp14:anchorId="7595AD26" wp14:editId="0A208564">
+            <wp:extent cx="3934374" cy="6944694"/>
+            <wp:effectExtent l="0" t="0" r="9525" b="8890"/>
+            <wp:docPr id="2" name="Рисунок 2"/>
+            <wp:cNvGraphicFramePr>
+              <a:graphicFrameLocks xmlns:a="http://schemas.openxmlformats.org/drawingml/2006/main" noChangeAspect="1"/>
+            </wp:cNvGraphicFramePr>
+            <a:graphic xmlns:a="http://schemas.openxmlformats.org/drawingml/2006/main">
+              <a:graphicData uri="http://schemas.openxmlformats.org/drawingml/2006/picture">
+                <pic:pic xmlns:pic="http://schemas.openxmlformats.org/drawingml/2006/picture">
+                  <pic:nvPicPr>
+                    <pic:cNvPr id="1" name=""/>
+                    <pic:cNvPicPr/>
+                  </pic:nvPicPr>
+                  <pic:blipFill>
+                    <a:blip r:embed="rId42"/>
+                    <a:stretch>
+                      <a:fillRect/>
+                    </a:stretch>
+                  </pic:blipFill>
+                  <pic:spPr>
+                    <a:xfrm>
+                      <a:off x="0" y="0"/>
+                      <a:ext cx="3934374" cy="6944694"/>
+                    </a:xfrm>
+                    <a:prstGeom prst="rect">
+                      <a:avLst/>
+                    </a:prstGeom>
+                  </pic:spPr>
+                </pic:pic>
+              </a:graphicData>
+            </a:graphic>
+          </wp:inline>
+        </w:drawing>
+      </w:r>
+      <w:bookmarkStart w:id="0" w:name="_GoBack"/>
+      <w:bookmarkEnd w:id="0"/>
     </w:p>
     <w:sectPr>
       <w:footerReference w:type="default" r:id="rId43"/>
@@ -7630,7 +7738,7 @@
 </file>
 
 <file path=word/endnotes.xml><?xml version="1.0" encoding="utf-8"?>
-<w:endnotes xmlns:wpc="http://schemas.microsoft.com/office/word/2010/wordprocessingCanvas" xmlns:mc="http://schemas.openxmlformats.org/markup-compatibility/2006" xmlns:o="urn:schemas-microsoft-com:office:office" xmlns:r="http://schemas.openxmlformats.org/officeDocument/2006/relationships" xmlns:m="http://schemas.openxmlformats.org/officeDocument/2006/math" xmlns:v="urn:schemas-microsoft-com:vml" xmlns:wp14="http://schemas.microsoft.com/office/word/2010/wordprocessingDrawing" xmlns:wp="http://schemas.openxmlformats.org/drawingml/2006/wordprocessingDrawing" xmlns:w10="urn:schemas-microsoft-com:office:word" xmlns:w="http://schemas.openxmlformats.org/wordprocessingml/2006/main" xmlns:w14="http://schemas.microsoft.com/office/word/2010/wordml" xmlns:wpg="http://schemas.microsoft.com/office/word/2010/wordprocessingGroup" xmlns:wpi="http://schemas.microsoft.com/office/word/2010/wordprocessingInk" xmlns:wne="http://schemas.microsoft.com/office/word/2006/wordml" xmlns:wps="http://schemas.microsoft.com/office/word/2010/wordprocessingShape" mc:Ignorable="w14 wp14">
+<w:endnotes xmlns:wpc="http://schemas.microsoft.com/office/word/2010/wordprocessingCanvas" xmlns:cx="http://schemas.microsoft.com/office/drawing/2014/chartex" xmlns:mc="http://schemas.openxmlformats.org/markup-compatibility/2006" xmlns:o="urn:schemas-microsoft-com:office:office" xmlns:r="http://schemas.openxmlformats.org/officeDocument/2006/relationships" xmlns:m="http://schemas.openxmlformats.org/officeDocument/2006/math" xmlns:v="urn:schemas-microsoft-com:vml" xmlns:wp14="http://schemas.microsoft.com/office/word/2010/wordprocessingDrawing" xmlns:wp="http://schemas.openxmlformats.org/drawingml/2006/wordprocessingDrawing" xmlns:w10="urn:schemas-microsoft-com:office:word" xmlns:w="http://schemas.openxmlformats.org/wordprocessingml/2006/main" xmlns:w14="http://schemas.microsoft.com/office/word/2010/wordml" xmlns:w15="http://schemas.microsoft.com/office/word/2012/wordml" xmlns:w16se="http://schemas.microsoft.com/office/word/2015/wordml/symex" xmlns:wpg="http://schemas.microsoft.com/office/word/2010/wordprocessingGroup" xmlns:wpi="http://schemas.microsoft.com/office/word/2010/wordprocessingInk" xmlns:wne="http://schemas.microsoft.com/office/word/2006/wordml" xmlns:wps="http://schemas.microsoft.com/office/word/2010/wordprocessingShape" mc:Ignorable="w14 w15 w16se wp14">
   <w:endnote w:type="separator" w:id="-1">
     <w:p>
       <w:pPr>
@@ -7655,7 +7763,7 @@
 </file>
 
 <file path=word/footer1.xml><?xml version="1.0" encoding="utf-8"?>
-<w:ftr xmlns:wpc="http://schemas.microsoft.com/office/word/2010/wordprocessingCanvas" xmlns:mc="http://schemas.openxmlformats.org/markup-compatibility/2006" xmlns:o="urn:schemas-microsoft-com:office:office" xmlns:r="http://schemas.openxmlformats.org/officeDocument/2006/relationships" xmlns:m="http://schemas.openxmlformats.org/officeDocument/2006/math" xmlns:v="urn:schemas-microsoft-com:vml" xmlns:wp14="http://schemas.microsoft.com/office/word/2010/wordprocessingDrawing" xmlns:wp="http://schemas.openxmlformats.org/drawingml/2006/wordprocessingDrawing" xmlns:w10="urn:schemas-microsoft-com:office:word" xmlns:w="http://schemas.openxmlformats.org/wordprocessingml/2006/main" xmlns:w14="http://schemas.microsoft.com/office/word/2010/wordml" xmlns:wpg="http://schemas.microsoft.com/office/word/2010/wordprocessingGroup" xmlns:wpi="http://schemas.microsoft.com/office/word/2010/wordprocessingInk" xmlns:wne="http://schemas.microsoft.com/office/word/2006/wordml" xmlns:wps="http://schemas.microsoft.com/office/word/2010/wordprocessingShape" mc:Ignorable="w14 wp14">
+<w:ftr xmlns:wpc="http://schemas.microsoft.com/office/word/2010/wordprocessingCanvas" xmlns:cx="http://schemas.microsoft.com/office/drawing/2014/chartex" xmlns:mc="http://schemas.openxmlformats.org/markup-compatibility/2006" xmlns:o="urn:schemas-microsoft-com:office:office" xmlns:r="http://schemas.openxmlformats.org/officeDocument/2006/relationships" xmlns:m="http://schemas.openxmlformats.org/officeDocument/2006/math" xmlns:v="urn:schemas-microsoft-com:vml" xmlns:wp14="http://schemas.microsoft.com/office/word/2010/wordprocessingDrawing" xmlns:wp="http://schemas.openxmlformats.org/drawingml/2006/wordprocessingDrawing" xmlns:w10="urn:schemas-microsoft-com:office:word" xmlns:w="http://schemas.openxmlformats.org/wordprocessingml/2006/main" xmlns:w14="http://schemas.microsoft.com/office/word/2010/wordml" xmlns:w15="http://schemas.microsoft.com/office/word/2012/wordml" xmlns:w16se="http://schemas.microsoft.com/office/word/2015/wordml/symex" xmlns:wpg="http://schemas.microsoft.com/office/word/2010/wordprocessingGroup" xmlns:wpi="http://schemas.microsoft.com/office/word/2010/wordprocessingInk" xmlns:wne="http://schemas.microsoft.com/office/word/2006/wordml" xmlns:wps="http://schemas.microsoft.com/office/word/2010/wordprocessingShape" mc:Ignorable="w14 w15 w16se wp14">
   <w:sdt>
     <w:sdtPr>
       <w:id w:val="-2086599475"/>
@@ -7664,6 +7772,7 @@
         <w:docPartUnique/>
       </w:docPartObj>
     </w:sdtPr>
+    <w:sdtEndPr/>
     <w:sdtContent>
       <w:p>
         <w:pPr>
@@ -7683,7 +7792,7 @@
           <w:rPr>
             <w:noProof/>
           </w:rPr>
-          <w:t>14</w:t>
+          <w:t>15</w:t>
         </w:r>
         <w:r>
           <w:fldChar w:fldCharType="end"/>
@@ -7700,7 +7809,7 @@
 </file>
 
 <file path=word/footnotes.xml><?xml version="1.0" encoding="utf-8"?>
-<w:footnotes xmlns:wpc="http://schemas.microsoft.com/office/word/2010/wordprocessingCanvas" xmlns:mc="http://schemas.openxmlformats.org/markup-compatibility/2006" xmlns:o="urn:schemas-microsoft-com:office:office" xmlns:r="http://schemas.openxmlformats.org/officeDocument/2006/relationships" xmlns:m="http://schemas.openxmlformats.org/officeDocument/2006/math" xmlns:v="urn:schemas-microsoft-com:vml" xmlns:wp14="http://schemas.microsoft.com/office/word/2010/wordprocessingDrawing" xmlns:wp="http://schemas.openxmlformats.org/drawingml/2006/wordprocessingDrawing" xmlns:w10="urn:schemas-microsoft-com:office:word" xmlns:w="http://schemas.openxmlformats.org/wordprocessingml/2006/main" xmlns:w14="http://schemas.microsoft.com/office/word/2010/wordml" xmlns:wpg="http://schemas.microsoft.com/office/word/2010/wordprocessingGroup" xmlns:wpi="http://schemas.microsoft.com/office/word/2010/wordprocessingInk" xmlns:wne="http://schemas.microsoft.com/office/word/2006/wordml" xmlns:wps="http://schemas.microsoft.com/office/word/2010/wordprocessingShape" mc:Ignorable="w14 wp14">
+<w:footnotes xmlns:wpc="http://schemas.microsoft.com/office/word/2010/wordprocessingCanvas" xmlns:cx="http://schemas.microsoft.com/office/drawing/2014/chartex" xmlns:mc="http://schemas.openxmlformats.org/markup-compatibility/2006" xmlns:o="urn:schemas-microsoft-com:office:office" xmlns:r="http://schemas.openxmlformats.org/officeDocument/2006/relationships" xmlns:m="http://schemas.openxmlformats.org/officeDocument/2006/math" xmlns:v="urn:schemas-microsoft-com:vml" xmlns:wp14="http://schemas.microsoft.com/office/word/2010/wordprocessingDrawing" xmlns:wp="http://schemas.openxmlformats.org/drawingml/2006/wordprocessingDrawing" xmlns:w10="urn:schemas-microsoft-com:office:word" xmlns:w="http://schemas.openxmlformats.org/wordprocessingml/2006/main" xmlns:w14="http://schemas.microsoft.com/office/word/2010/wordml" xmlns:w15="http://schemas.microsoft.com/office/word/2012/wordml" xmlns:w16se="http://schemas.microsoft.com/office/word/2015/wordml/symex" xmlns:wpg="http://schemas.microsoft.com/office/word/2010/wordprocessingGroup" xmlns:wpi="http://schemas.microsoft.com/office/word/2010/wordprocessingInk" xmlns:wne="http://schemas.microsoft.com/office/word/2006/wordml" xmlns:wps="http://schemas.microsoft.com/office/word/2010/wordprocessingShape" mc:Ignorable="w14 w15 w16se wp14">
   <w:footnote w:type="separator" w:id="-1">
     <w:p>
       <w:pPr>
@@ -7725,8 +7834,8 @@
 </file>
 
 <file path=word/numbering.xml><?xml version="1.0" encoding="utf-8"?>
-<w:numbering xmlns:wpc="http://schemas.microsoft.com/office/word/2010/wordprocessingCanvas" xmlns:mc="http://schemas.openxmlformats.org/markup-compatibility/2006" xmlns:o="urn:schemas-microsoft-com:office:office" xmlns:r="http://schemas.openxmlformats.org/officeDocument/2006/relationships" xmlns:m="http://schemas.openxmlformats.org/officeDocument/2006/math" xmlns:v="urn:schemas-microsoft-com:vml" xmlns:wp14="http://schemas.microsoft.com/office/word/2010/wordprocessingDrawing" xmlns:wp="http://schemas.openxmlformats.org/drawingml/2006/wordprocessingDrawing" xmlns:w10="urn:schemas-microsoft-com:office:word" xmlns:w="http://schemas.openxmlformats.org/wordprocessingml/2006/main" xmlns:w14="http://schemas.microsoft.com/office/word/2010/wordml" xmlns:wpg="http://schemas.microsoft.com/office/word/2010/wordprocessingGroup" xmlns:wpi="http://schemas.microsoft.com/office/word/2010/wordprocessingInk" xmlns:wne="http://schemas.microsoft.com/office/word/2006/wordml" xmlns:wps="http://schemas.microsoft.com/office/word/2010/wordprocessingShape" mc:Ignorable="w14 wp14">
-  <w:abstractNum w:abstractNumId="0">
+<w:numbering xmlns:wpc="http://schemas.microsoft.com/office/word/2010/wordprocessingCanvas" xmlns:cx="http://schemas.microsoft.com/office/drawing/2014/chartex" xmlns:mc="http://schemas.openxmlformats.org/markup-compatibility/2006" xmlns:o="urn:schemas-microsoft-com:office:office" xmlns:r="http://schemas.openxmlformats.org/officeDocument/2006/relationships" xmlns:m="http://schemas.openxmlformats.org/officeDocument/2006/math" xmlns:v="urn:schemas-microsoft-com:vml" xmlns:wp14="http://schemas.microsoft.com/office/word/2010/wordprocessingDrawing" xmlns:wp="http://schemas.openxmlformats.org/drawingml/2006/wordprocessingDrawing" xmlns:w10="urn:schemas-microsoft-com:office:word" xmlns:w="http://schemas.openxmlformats.org/wordprocessingml/2006/main" xmlns:w14="http://schemas.microsoft.com/office/word/2010/wordml" xmlns:w15="http://schemas.microsoft.com/office/word/2012/wordml" xmlns:w16se="http://schemas.microsoft.com/office/word/2015/wordml/symex" xmlns:wpg="http://schemas.microsoft.com/office/word/2010/wordprocessingGroup" xmlns:wpi="http://schemas.microsoft.com/office/word/2010/wordprocessingInk" xmlns:wne="http://schemas.microsoft.com/office/word/2006/wordml" xmlns:wps="http://schemas.microsoft.com/office/word/2010/wordprocessingShape" mc:Ignorable="w14 w15 w16se wp14">
+  <w:abstractNum w:abstractNumId="0" w15:restartNumberingAfterBreak="0">
     <w:nsid w:val="1A3D4838"/>
     <w:multiLevelType w:val="hybridMultilevel"/>
     <w:tmpl w:val="C08EBD3A"/>
@@ -7816,7 +7925,7 @@
       </w:pPr>
     </w:lvl>
   </w:abstractNum>
-  <w:abstractNum w:abstractNumId="1">
+  <w:abstractNum w:abstractNumId="1" w15:restartNumberingAfterBreak="0">
     <w:nsid w:val="5B150414"/>
     <w:multiLevelType w:val="hybridMultilevel"/>
     <w:tmpl w:val="3F262332"/>
@@ -7915,7 +8024,7 @@
 </file>
 
 <file path=word/styles.xml><?xml version="1.0" encoding="utf-8"?>
-<w:styles xmlns:mc="http://schemas.openxmlformats.org/markup-compatibility/2006" xmlns:r="http://schemas.openxmlformats.org/officeDocument/2006/relationships" xmlns:w="http://schemas.openxmlformats.org/wordprocessingml/2006/main" xmlns:w14="http://schemas.microsoft.com/office/word/2010/wordml" mc:Ignorable="w14">
+<w:styles xmlns:mc="http://schemas.openxmlformats.org/markup-compatibility/2006" xmlns:r="http://schemas.openxmlformats.org/officeDocument/2006/relationships" xmlns:w="http://schemas.openxmlformats.org/wordprocessingml/2006/main" xmlns:w14="http://schemas.microsoft.com/office/word/2010/wordml" xmlns:w15="http://schemas.microsoft.com/office/word/2012/wordml" xmlns:w16se="http://schemas.microsoft.com/office/word/2015/wordml/symex" mc:Ignorable="w14 w15 w16se">
   <w:docDefaults>
     <w:rPrDefault>
       <w:rPr>
@@ -7931,430 +8040,378 @@
       </w:pPr>
     </w:pPrDefault>
   </w:docDefaults>
-  <w:latentStyles w:defLockedState="0" w:defUIPriority="99" w:defSemiHidden="1" w:defUnhideWhenUsed="1" w:defQFormat="0" w:count="267">
-    <w:lsdException w:name="Normal" w:semiHidden="0" w:uiPriority="0" w:unhideWhenUsed="0" w:qFormat="1"/>
-    <w:lsdException w:name="heading 1" w:semiHidden="0" w:uiPriority="9" w:unhideWhenUsed="0" w:qFormat="1"/>
-    <w:lsdException w:name="heading 2" w:uiPriority="9" w:qFormat="1"/>
-    <w:lsdException w:name="heading 3" w:uiPriority="9" w:qFormat="1"/>
-    <w:lsdException w:name="heading 4" w:uiPriority="9" w:qFormat="1"/>
-    <w:lsdException w:name="heading 5" w:uiPriority="9" w:qFormat="1"/>
-    <w:lsdException w:name="heading 6" w:uiPriority="9" w:qFormat="1"/>
-    <w:lsdException w:name="heading 7" w:uiPriority="9" w:qFormat="1"/>
-    <w:lsdException w:name="heading 8" w:uiPriority="9" w:qFormat="1"/>
-    <w:lsdException w:name="heading 9" w:uiPriority="9" w:qFormat="1"/>
-    <w:lsdException w:name="toc 1" w:uiPriority="39"/>
-    <w:lsdException w:name="toc 2" w:uiPriority="39"/>
-    <w:lsdException w:name="toc 3" w:uiPriority="39"/>
-    <w:lsdException w:name="toc 4" w:uiPriority="39"/>
-    <w:lsdException w:name="toc 5" w:uiPriority="39"/>
-    <w:lsdException w:name="toc 6" w:uiPriority="39"/>
-    <w:lsdException w:name="toc 7" w:uiPriority="39"/>
-    <w:lsdException w:name="toc 8" w:uiPriority="39"/>
-    <w:lsdException w:name="toc 9" w:uiPriority="39"/>
-    <w:lsdException w:name="caption" w:uiPriority="35" w:qFormat="1"/>
-    <w:lsdException w:name="Title" w:semiHidden="0" w:uiPriority="10" w:unhideWhenUsed="0" w:qFormat="1"/>
-    <w:lsdException w:name="Default Paragraph Font" w:uiPriority="1"/>
-    <w:lsdException w:name="Subtitle" w:semiHidden="0" w:uiPriority="11" w:unhideWhenUsed="0" w:qFormat="1"/>
-    <w:lsdException w:name="Strong" w:semiHidden="0" w:uiPriority="22" w:unhideWhenUsed="0" w:qFormat="1"/>
-    <w:lsdException w:name="Emphasis" w:semiHidden="0" w:uiPriority="20" w:unhideWhenUsed="0" w:qFormat="1"/>
-    <w:lsdException w:name="Table Grid" w:semiHidden="0" w:uiPriority="59" w:unhideWhenUsed="0"/>
-    <w:lsdException w:name="Placeholder Text" w:unhideWhenUsed="0"/>
-    <w:lsdException w:name="No Spacing" w:semiHidden="0" w:uiPriority="1" w:unhideWhenUsed="0" w:qFormat="1"/>
-    <w:lsdException w:name="Light Shading" w:semiHidden="0" w:uiPriority="60" w:unhideWhenUsed="0"/>
-    <w:lsdException w:name="Light List" w:semiHidden="0" w:uiPriority="61" w:unhideWhenUsed="0"/>
-    <w:lsdException w:name="Light Grid" w:semiHidden="0" w:uiPriority="62" w:unhideWhenUsed="0"/>
-    <w:lsdException w:name="Medium Shading 1" w:semiHidden="0" w:uiPriority="63" w:unhideWhenUsed="0"/>
-    <w:lsdException w:name="Medium Shading 2" w:semiHidden="0" w:uiPriority="64" w:unhideWhenUsed="0"/>
-    <w:lsdException w:name="Medium List 1" w:semiHidden="0" w:uiPriority="65" w:unhideWhenUsed="0"/>
-    <w:lsdException w:name="Medium List 2" w:semiHidden="0" w:uiPriority="66" w:unhideWhenUsed="0"/>
-    <w:lsdException w:name="Medium Grid 1" w:semiHidden="0" w:uiPriority="67" w:unhideWhenUsed="0"/>
-    <w:lsdException w:name="Medium Grid 2" w:semiHidden="0" w:uiPriority="68" w:unhideWhenUsed="0"/>
-    <w:lsdException w:name="Medium Grid 3" w:semiHidden="0" w:uiPriority="69" w:unhideWhenUsed="0"/>
-    <w:lsdException w:name="Dark List" w:semiHidden="0" w:uiPriority="70" w:unhideWhenUsed="0"/>
-    <w:lsdException w:name="Colorful Shading" w:semiHidden="0" w:uiPriority="71" w:unhideWhenUsed="0"/>
-    <w:lsdException w:name="Colorful List" w:semiHidden="0" w:uiPriority="72" w:unhideWhenUsed="0"/>
-    <w:lsdException w:name="Colorful Grid" w:semiHidden="0" w:uiPriority="73" w:unhideWhenUsed="0"/>
-    <w:lsdException w:name="Light Shading Accent 1" w:semiHidden="0" w:uiPriority="60" w:unhideWhenUsed="0"/>
-    <w:lsdException w:name="Light List Accent 1" w:semiHidden="0" w:uiPriority="61" w:unhideWhenUsed="0"/>
-    <w:lsdException w:name="Light Grid Accent 1" w:semiHidden="0" w:uiPriority="62" w:unhideWhenUsed="0"/>
-    <w:lsdException w:name="Medium Shading 1 Accent 1" w:semiHidden="0" w:uiPriority="63" w:unhideWhenUsed="0"/>
-    <w:lsdException w:name="Medium Shading 2 Accent 1" w:semiHidden="0" w:uiPriority="64" w:unhideWhenUsed="0"/>
-    <w:lsdException w:name="Medium List 1 Accent 1" w:semiHidden="0" w:uiPriority="65" w:unhideWhenUsed="0"/>
-    <w:lsdException w:name="Revision" w:unhideWhenUsed="0"/>
-    <w:lsdException w:name="List Paragraph" w:semiHidden="0" w:uiPriority="34" w:unhideWhenUsed="0" w:qFormat="1"/>
-    <w:lsdException w:name="Quote" w:semiHidden="0" w:uiPriority="29" w:unhideWhenUsed="0" w:qFormat="1"/>
-    <w:lsdException w:name="Intense Quote" w:semiHidden="0" w:uiPriority="30" w:unhideWhenUsed="0" w:qFormat="1"/>
-    <w:lsdException w:name="Medium List 2 Accent 1" w:semiHidden="0" w:uiPriority="66" w:unhideWhenUsed="0"/>
-    <w:lsdException w:name="Medium Grid 1 Accent 1" w:semiHidden="0" w:uiPriority="67" w:unhideWhenUsed="0"/>
-    <w:lsdException w:name="Medium Grid 2 Accent 1" w:semiHidden="0" w:uiPriority="68" w:unhideWhenUsed="0"/>
-    <w:lsdException w:name="Medium Grid 3 Accent 1" w:semiHidden="0" w:uiPriority="69" w:unhideWhenUsed="0"/>
-    <w:lsdException w:name="Dark List Accent 1" w:semiHidden="0" w:uiPriority="70" w:unhideWhenUsed="0"/>
-    <w:lsdException w:name="Colorful Shading Accent 1" w:semiHidden="0" w:uiPriority="71" w:unhideWhenUsed="0"/>
-    <w:lsdException w:name="Colorful List Accent 1" w:semiHidden="0" w:uiPriority="72" w:unhideWhenUsed="0"/>
-    <w:lsdException w:name="Colorful Grid Accent 1" w:semiHidden="0" w:uiPriority="73" w:unhideWhenUsed="0"/>
-    <w:lsdException w:name="Light Shading Accent 2" w:semiHidden="0" w:uiPriority="60" w:unhideWhenUsed="0"/>
-    <w:lsdException w:name="Light List Accent 2" w:semiHidden="0" w:uiPriority="61" w:unhideWhenUsed="0"/>
-    <w:lsdException w:name="Light Grid Accent 2" w:semiHidden="0" w:uiPriority="62" w:unhideWhenUsed="0"/>
-    <w:lsdException w:name="Medium Shading 1 Accent 2" w:semiHidden="0" w:uiPriority="63" w:unhideWhenUsed="0"/>
-    <w:lsdException w:name="Medium Shading 2 Accent 2" w:semiHidden="0" w:uiPriority="64" w:unhideWhenUsed="0"/>
-    <w:lsdException w:name="Medium List 1 Accent 2" w:semiHidden="0" w:uiPriority="65" w:unhideWhenUsed="0"/>
-    <w:lsdException w:name="Medium List 2 Accent 2" w:semiHidden="0" w:uiPriority="66" w:unhideWhenUsed="0"/>
-    <w:lsdException w:name="Medium Grid 1 Accent 2" w:semiHidden="0" w:uiPriority="67" w:unhideWhenUsed="0"/>
-    <w:lsdException w:name="Medium Grid 2 Accent 2" w:semiHidden="0" w:uiPriority="68" w:unhideWhenUsed="0"/>
-    <w:lsdException w:name="Medium Grid 3 Accent 2" w:semiHidden="0" w:uiPriority="69" w:unhideWhenUsed="0"/>
-    <w:lsdException w:name="Dark List Accent 2" w:semiHidden="0" w:uiPriority="70" w:unhideWhenUsed="0"/>
-    <w:lsdException w:name="Colorful Shading Accent 2" w:semiHidden="0" w:uiPriority="71" w:unhideWhenUsed="0"/>
-    <w:lsdException w:name="Colorful List Accent 2" w:semiHidden="0" w:uiPriority="72" w:unhideWhenUsed="0"/>
-    <w:lsdException w:name="Colorful Grid Accent 2" w:semiHidden="0" w:uiPriority="73" w:unhideWhenUsed="0"/>
-    <w:lsdException w:name="Light Shading Accent 3" w:semiHidden="0" w:uiPriority="60" w:unhideWhenUsed="0"/>
-    <w:lsdException w:name="Light List Accent 3" w:semiHidden="0" w:uiPriority="61" w:unhideWhenUsed="0"/>
-    <w:lsdException w:name="Light Grid Accent 3" w:semiHidden="0" w:uiPriority="62" w:unhideWhenUsed="0"/>
-    <w:lsdException w:name="Medium Shading 1 Accent 3" w:semiHidden="0" w:uiPriority="63" w:unhideWhenUsed="0"/>
-    <w:lsdException w:name="Medium Shading 2 Accent 3" w:semiHidden="0" w:uiPriority="64" w:unhideWhenUsed="0"/>
-    <w:lsdException w:name="Medium List 1 Accent 3" w:semiHidden="0" w:uiPriority="65" w:unhideWhenUsed="0"/>
-    <w:lsdException w:name="Medium List 2 Accent 3" w:semiHidden="0" w:uiPriority="66" w:unhideWhenUsed="0"/>
-    <w:lsdException w:name="Medium Grid 1 Accent 3" w:semiHidden="0" w:uiPriority="67" w:unhideWhenUsed="0"/>
-    <w:lsdException w:name="Medium Grid 2 Accent 3" w:semiHidden="0" w:uiPriority="68" w:unhideWhenUsed="0"/>
-    <w:lsdException w:name="Medium Grid 3 Accent 3" w:semiHidden="0" w:uiPriority="69" w:unhideWhenUsed="0"/>
-    <w:lsdException w:name="Dark List Accent 3" w:semiHidden="0" w:uiPriority="70" w:unhideWhenUsed="0"/>
-    <w:lsdException w:name="Colorful Shading Accent 3" w:semiHidden="0" w:uiPriority="71" w:unhideWhenUsed="0"/>
-    <w:lsdException w:name="Colorful List Accent 3" w:semiHidden="0" w:uiPriority="72" w:unhideWhenUsed="0"/>
-    <w:lsdException w:name="Colorful Grid Accent 3" w:semiHidden="0" w:uiPriority="73" w:unhideWhenUsed="0"/>
-    <w:lsdException w:name="Light Shading Accent 4" w:semiHidden="0" w:uiPriority="60" w:unhideWhenUsed="0"/>
-    <w:lsdException w:name="Light List Accent 4" w:semiHidden="0" w:uiPriority="61" w:unhideWhenUsed="0"/>
-    <w:lsdException w:name="Light Grid Accent 4" w:semiHidden="0" w:uiPriority="62" w:unhideWhenUsed="0"/>
-    <w:lsdException w:name="Medium Shading 1 Accent 4" w:semiHidden="0" w:uiPriority="63" w:unhideWhenUsed="0"/>
-    <w:lsdException w:name="Medium Shading 2 Accent 4" w:semiHidden="0" w:uiPriority="64" w:unhideWhenUsed="0"/>
-    <w:lsdException w:name="Medium List 1 Accent 4" w:semiHidden="0" w:uiPriority="65" w:unhideWhenUsed="0"/>
-    <w:lsdException w:name="Medium List 2 Accent 4" w:semiHidden="0" w:uiPriority="66" w:unhideWhenUsed="0"/>
-    <w:lsdException w:name="Medium Grid 1 Accent 4" w:semiHidden="0" w:uiPriority="67" w:unhideWhenUsed="0"/>
-    <w:lsdException w:name="Medium Grid 2 Accent 4" w:semiHidden="0" w:uiPriority="68" w:unhideWhenUsed="0"/>
-    <w:lsdException w:name="Medium Grid 3 Accent 4" w:semiHidden="0" w:uiPriority="69" w:unhideWhenUsed="0"/>
-    <w:lsdException w:name="Dark List Accent 4" w:semiHidden="0" w:uiPriority="70" w:unhideWhenUsed="0"/>
-    <w:lsdException w:name="Colorful Shading Accent 4" w:semiHidden="0" w:uiPriority="71" w:unhideWhenUsed="0"/>
-    <w:lsdException w:name="Colorful List Accent 4" w:semiHidden="0" w:uiPriority="72" w:unhideWhenUsed="0"/>
-    <w:lsdException w:name="Colorful Grid Accent 4" w:semiHidden="0" w:uiPriority="73" w:unhideWhenUsed="0"/>
-    <w:lsdException w:name="Light Shading Accent 5" w:semiHidden="0" w:uiPriority="60" w:unhideWhenUsed="0"/>
-    <w:lsdException w:name="Light List Accent 5" w:semiHidden="0" w:uiPriority="61" w:unhideWhenUsed="0"/>
-    <w:lsdException w:name="Light Grid Accent 5" w:semiHidden="0" w:uiPriority="62" w:unhideWhenUsed="0"/>
-    <w:lsdException w:name="Medium Shading 1 Accent 5" w:semiHidden="0" w:uiPriority="63" w:unhideWhenUsed="0"/>
-    <w:lsdException w:name="Medium Shading 2 Accent 5" w:semiHidden="0" w:uiPriority="64" w:unhideWhenUsed="0"/>
-    <w:lsdException w:name="Medium List 1 Accent 5" w:semiHidden="0" w:uiPriority="65" w:unhideWhenUsed="0"/>
-    <w:lsdException w:name="Medium List 2 Accent 5" w:semiHidden="0" w:uiPriority="66" w:unhideWhenUsed="0"/>
-    <w:lsdException w:name="Medium Grid 1 Accent 5" w:semiHidden="0" w:uiPriority="67" w:unhideWhenUsed="0"/>
-    <w:lsdException w:name="Medium Grid 2 Accent 5" w:semiHidden="0" w:uiPriority="68" w:unhideWhenUsed="0"/>
-    <w:lsdException w:name="Medium Grid 3 Accent 5" w:semiHidden="0" w:uiPriority="69" w:unhideWhenUsed="0"/>
-    <w:lsdException w:name="Dark List Accent 5" w:semiHidden="0" w:uiPriority="70" w:unhideWhenUsed="0"/>
-    <w:lsdException w:name="Colorful Shading Accent 5" w:semiHidden="0" w:uiPriority="71" w:unhideWhenUsed="0"/>
-    <w:lsdException w:name="Colorful List Accent 5" w:semiHidden="0" w:uiPriority="72" w:unhideWhenUsed="0"/>
-    <w:lsdException w:name="Colorful Grid Accent 5" w:semiHidden="0" w:uiPriority="73" w:unhideWhenUsed="0"/>
-    <w:lsdException w:name="Light Shading Accent 6" w:semiHidden="0" w:uiPriority="60" w:unhideWhenUsed="0"/>
-    <w:lsdException w:name="Light List Accent 6" w:semiHidden="0" w:uiPriority="61" w:unhideWhenUsed="0"/>
-    <w:lsdException w:name="Light Grid Accent 6" w:semiHidden="0" w:uiPriority="62" w:unhideWhenUsed="0"/>
-    <w:lsdException w:name="Medium Shading 1 Accent 6" w:semiHidden="0" w:uiPriority="63" w:unhideWhenUsed="0"/>
-    <w:lsdException w:name="Medium Shading 2 Accent 6" w:semiHidden="0" w:uiPriority="64" w:unhideWhenUsed="0"/>
-    <w:lsdException w:name="Medium List 1 Accent 6" w:semiHidden="0" w:uiPriority="65" w:unhideWhenUsed="0"/>
-    <w:lsdException w:name="Medium List 2 Accent 6" w:semiHidden="0" w:uiPriority="66" w:unhideWhenUsed="0"/>
-    <w:lsdException w:name="Medium Grid 1 Accent 6" w:semiHidden="0" w:uiPriority="67" w:unhideWhenUsed="0"/>
-    <w:lsdException w:name="Medium Grid 2 Accent 6" w:semiHidden="0" w:uiPriority="68" w:unhideWhenUsed="0"/>
-    <w:lsdException w:name="Medium Grid 3 Accent 6" w:semiHidden="0" w:uiPriority="69" w:unhideWhenUsed="0"/>
-    <w:lsdException w:name="Dark List Accent 6" w:semiHidden="0" w:uiPriority="70" w:unhideWhenUsed="0"/>
-    <w:lsdException w:name="Colorful Shading Accent 6" w:semiHidden="0" w:uiPriority="71" w:unhideWhenUsed="0"/>
-    <w:lsdException w:name="Colorful List Accent 6" w:semiHidden="0" w:uiPriority="72" w:unhideWhenUsed="0"/>
-    <w:lsdException w:name="Colorful Grid Accent 6" w:semiHidden="0" w:uiPriority="73" w:unhideWhenUsed="0"/>
-    <w:lsdException w:name="Subtle Emphasis" w:semiHidden="0" w:uiPriority="19" w:unhideWhenUsed="0" w:qFormat="1"/>
-    <w:lsdException w:name="Intense Emphasis" w:semiHidden="0" w:uiPriority="21" w:unhideWhenUsed="0" w:qFormat="1"/>
-    <w:lsdException w:name="Subtle Reference" w:semiHidden="0" w:uiPriority="31" w:unhideWhenUsed="0" w:qFormat="1"/>
-    <w:lsdException w:name="Intense Reference" w:semiHidden="0" w:uiPriority="32" w:unhideWhenUsed="0" w:qFormat="1"/>
-    <w:lsdException w:name="Book Title" w:semiHidden="0" w:uiPriority="33" w:unhideWhenUsed="0" w:qFormat="1"/>
-    <w:lsdException w:name="Bibliography" w:uiPriority="37"/>
-    <w:lsdException w:name="TOC Heading" w:uiPriority="39" w:qFormat="1"/>
-  </w:latentStyles>
-  <w:style w:type="paragraph" w:default="1" w:styleId="a">
-    <w:name w:val="Normal"/>
-    <w:qFormat/>
-  </w:style>
-  <w:style w:type="character" w:default="1" w:styleId="a0">
-    <w:name w:val="Default Paragraph Font"/>
-    <w:uiPriority w:val="1"/>
-    <w:semiHidden/>
-    <w:unhideWhenUsed/>
-  </w:style>
-  <w:style w:type="table" w:default="1" w:styleId="a1">
-    <w:name w:val="Normal Table"/>
-    <w:uiPriority w:val="99"/>
-    <w:semiHidden/>
-    <w:unhideWhenUsed/>
-    <w:tblPr>
-      <w:tblInd w:w="0" w:type="dxa"/>
-      <w:tblCellMar>
-        <w:top w:w="0" w:type="dxa"/>
-        <w:left w:w="108" w:type="dxa"/>
-        <w:bottom w:w="0" w:type="dxa"/>
-        <w:right w:w="108" w:type="dxa"/>
-      </w:tblCellMar>
-    </w:tblPr>
-  </w:style>
-  <w:style w:type="numbering" w:default="1" w:styleId="a2">
-    <w:name w:val="No List"/>
-    <w:uiPriority w:val="99"/>
-    <w:semiHidden/>
-    <w:unhideWhenUsed/>
-  </w:style>
-  <w:style w:type="paragraph" w:styleId="a3">
-    <w:name w:val="List Paragraph"/>
-    <w:basedOn w:val="a"/>
-    <w:uiPriority w:val="34"/>
-    <w:qFormat/>
-    <w:rsid w:val="00B92586"/>
-    <w:pPr>
-      <w:ind w:left="720"/>
-      <w:contextualSpacing/>
-    </w:pPr>
-  </w:style>
-  <w:style w:type="paragraph" w:styleId="a4">
-    <w:name w:val="Balloon Text"/>
-    <w:basedOn w:val="a"/>
-    <w:link w:val="a5"/>
-    <w:uiPriority w:val="99"/>
-    <w:semiHidden/>
-    <w:unhideWhenUsed/>
-    <w:rsid w:val="00B92586"/>
-    <w:pPr>
-      <w:spacing w:after="0" w:line="240" w:lineRule="auto"/>
-    </w:pPr>
-    <w:rPr>
-      <w:rFonts w:ascii="Tahoma" w:hAnsi="Tahoma" w:cs="Tahoma"/>
-      <w:sz w:val="16"/>
-      <w:szCs w:val="16"/>
-    </w:rPr>
-  </w:style>
-  <w:style w:type="character" w:customStyle="1" w:styleId="a5">
-    <w:name w:val="Текст выноски Знак"/>
-    <w:basedOn w:val="a0"/>
-    <w:link w:val="a4"/>
-    <w:uiPriority w:val="99"/>
-    <w:semiHidden/>
-    <w:rsid w:val="00B92586"/>
-    <w:rPr>
-      <w:rFonts w:ascii="Tahoma" w:hAnsi="Tahoma" w:cs="Tahoma"/>
-      <w:sz w:val="16"/>
-      <w:szCs w:val="16"/>
-    </w:rPr>
-  </w:style>
-  <w:style w:type="character" w:styleId="a6">
-    <w:name w:val="Hyperlink"/>
-    <w:basedOn w:val="a0"/>
-    <w:uiPriority w:val="99"/>
-    <w:unhideWhenUsed/>
-    <w:rsid w:val="000E2963"/>
-    <w:rPr>
-      <w:color w:val="0000FF" w:themeColor="hyperlink"/>
-      <w:u w:val="single"/>
-    </w:rPr>
-  </w:style>
-  <w:style w:type="paragraph" w:styleId="a7">
-    <w:name w:val="header"/>
-    <w:basedOn w:val="a"/>
-    <w:link w:val="a8"/>
-    <w:uiPriority w:val="99"/>
-    <w:unhideWhenUsed/>
-    <w:rsid w:val="009B1E95"/>
-    <w:pPr>
-      <w:tabs>
-        <w:tab w:val="center" w:pos="4677"/>
-        <w:tab w:val="right" w:pos="9355"/>
-      </w:tabs>
-      <w:spacing w:after="0" w:line="240" w:lineRule="auto"/>
-    </w:pPr>
-  </w:style>
-  <w:style w:type="character" w:customStyle="1" w:styleId="a8">
-    <w:name w:val="Верхний колонтитул Знак"/>
-    <w:basedOn w:val="a0"/>
-    <w:link w:val="a7"/>
-    <w:uiPriority w:val="99"/>
-    <w:rsid w:val="009B1E95"/>
-  </w:style>
-  <w:style w:type="paragraph" w:styleId="a9">
-    <w:name w:val="footer"/>
-    <w:basedOn w:val="a"/>
-    <w:link w:val="aa"/>
-    <w:uiPriority w:val="99"/>
-    <w:unhideWhenUsed/>
-    <w:rsid w:val="009B1E95"/>
-    <w:pPr>
-      <w:tabs>
-        <w:tab w:val="center" w:pos="4677"/>
-        <w:tab w:val="right" w:pos="9355"/>
-      </w:tabs>
-      <w:spacing w:after="0" w:line="240" w:lineRule="auto"/>
-    </w:pPr>
-  </w:style>
-  <w:style w:type="character" w:customStyle="1" w:styleId="aa">
-    <w:name w:val="Нижний колонтитул Знак"/>
-    <w:basedOn w:val="a0"/>
-    <w:link w:val="a9"/>
-    <w:uiPriority w:val="99"/>
-    <w:rsid w:val="009B1E95"/>
-  </w:style>
-</w:styles>
-</file>
-
-<file path=word/stylesWithEffects.xml><?xml version="1.0" encoding="utf-8"?>
-<w:styles xmlns:wpc="http://schemas.microsoft.com/office/word/2010/wordprocessingCanvas" xmlns:mc="http://schemas.openxmlformats.org/markup-compatibility/2006" xmlns:o="urn:schemas-microsoft-com:office:office" xmlns:r="http://schemas.openxmlformats.org/officeDocument/2006/relationships" xmlns:m="http://schemas.openxmlformats.org/officeDocument/2006/math" xmlns:v="urn:schemas-microsoft-com:vml" xmlns:wp14="http://schemas.microsoft.com/office/word/2010/wordprocessingDrawing" xmlns:wp="http://schemas.openxmlformats.org/drawingml/2006/wordprocessingDrawing" xmlns:w10="urn:schemas-microsoft-com:office:word" xmlns:w="http://schemas.openxmlformats.org/wordprocessingml/2006/main" xmlns:w14="http://schemas.microsoft.com/office/word/2010/wordml" xmlns:wpg="http://schemas.microsoft.com/office/word/2010/wordprocessingGroup" xmlns:wpi="http://schemas.microsoft.com/office/word/2010/wordprocessingInk" xmlns:wne="http://schemas.microsoft.com/office/word/2006/wordml" xmlns:wps="http://schemas.microsoft.com/office/word/2010/wordprocessingShape" mc:Ignorable="w14 wp14">
-  <w:docDefaults>
-    <w:rPrDefault>
-      <w:rPr>
-        <w:rFonts w:asciiTheme="minorHAnsi" w:eastAsiaTheme="minorHAnsi" w:hAnsiTheme="minorHAnsi" w:cstheme="minorBidi"/>
-        <w:sz w:val="22"/>
-        <w:szCs w:val="22"/>
-        <w:lang w:val="ru-RU" w:eastAsia="en-US" w:bidi="ar-SA"/>
-      </w:rPr>
-    </w:rPrDefault>
-    <w:pPrDefault>
-      <w:pPr>
-        <w:spacing w:after="200" w:line="276" w:lineRule="auto"/>
-      </w:pPr>
-    </w:pPrDefault>
-  </w:docDefaults>
-  <w:latentStyles w:defLockedState="0" w:defUIPriority="99" w:defSemiHidden="1" w:defUnhideWhenUsed="1" w:defQFormat="0" w:count="267">
-    <w:lsdException w:name="Normal" w:semiHidden="0" w:uiPriority="0" w:unhideWhenUsed="0" w:qFormat="1"/>
-    <w:lsdException w:name="heading 1" w:semiHidden="0" w:uiPriority="9" w:unhideWhenUsed="0" w:qFormat="1"/>
-    <w:lsdException w:name="heading 2" w:uiPriority="9" w:qFormat="1"/>
-    <w:lsdException w:name="heading 3" w:uiPriority="9" w:qFormat="1"/>
-    <w:lsdException w:name="heading 4" w:uiPriority="9" w:qFormat="1"/>
-    <w:lsdException w:name="heading 5" w:uiPriority="9" w:qFormat="1"/>
-    <w:lsdException w:name="heading 6" w:uiPriority="9" w:qFormat="1"/>
-    <w:lsdException w:name="heading 7" w:uiPriority="9" w:qFormat="1"/>
-    <w:lsdException w:name="heading 8" w:uiPriority="9" w:qFormat="1"/>
-    <w:lsdException w:name="heading 9" w:uiPriority="9" w:qFormat="1"/>
-    <w:lsdException w:name="toc 1" w:uiPriority="39"/>
-    <w:lsdException w:name="toc 2" w:uiPriority="39"/>
-    <w:lsdException w:name="toc 3" w:uiPriority="39"/>
-    <w:lsdException w:name="toc 4" w:uiPriority="39"/>
-    <w:lsdException w:name="toc 5" w:uiPriority="39"/>
-    <w:lsdException w:name="toc 6" w:uiPriority="39"/>
-    <w:lsdException w:name="toc 7" w:uiPriority="39"/>
-    <w:lsdException w:name="toc 8" w:uiPriority="39"/>
-    <w:lsdException w:name="toc 9" w:uiPriority="39"/>
-    <w:lsdException w:name="caption" w:uiPriority="35" w:qFormat="1"/>
-    <w:lsdException w:name="Title" w:semiHidden="0" w:uiPriority="10" w:unhideWhenUsed="0" w:qFormat="1"/>
-    <w:lsdException w:name="Default Paragraph Font" w:uiPriority="1"/>
-    <w:lsdException w:name="Subtitle" w:semiHidden="0" w:uiPriority="11" w:unhideWhenUsed="0" w:qFormat="1"/>
-    <w:lsdException w:name="Strong" w:semiHidden="0" w:uiPriority="22" w:unhideWhenUsed="0" w:qFormat="1"/>
-    <w:lsdException w:name="Emphasis" w:semiHidden="0" w:uiPriority="20" w:unhideWhenUsed="0" w:qFormat="1"/>
-    <w:lsdException w:name="Table Grid" w:semiHidden="0" w:uiPriority="59" w:unhideWhenUsed="0"/>
-    <w:lsdException w:name="Placeholder Text" w:unhideWhenUsed="0"/>
-    <w:lsdException w:name="No Spacing" w:semiHidden="0" w:uiPriority="1" w:unhideWhenUsed="0" w:qFormat="1"/>
-    <w:lsdException w:name="Light Shading" w:semiHidden="0" w:uiPriority="60" w:unhideWhenUsed="0"/>
-    <w:lsdException w:name="Light List" w:semiHidden="0" w:uiPriority="61" w:unhideWhenUsed="0"/>
-    <w:lsdException w:name="Light Grid" w:semiHidden="0" w:uiPriority="62" w:unhideWhenUsed="0"/>
-    <w:lsdException w:name="Medium Shading 1" w:semiHidden="0" w:uiPriority="63" w:unhideWhenUsed="0"/>
-    <w:lsdException w:name="Medium Shading 2" w:semiHidden="0" w:uiPriority="64" w:unhideWhenUsed="0"/>
-    <w:lsdException w:name="Medium List 1" w:semiHidden="0" w:uiPriority="65" w:unhideWhenUsed="0"/>
-    <w:lsdException w:name="Medium List 2" w:semiHidden="0" w:uiPriority="66" w:unhideWhenUsed="0"/>
-    <w:lsdException w:name="Medium Grid 1" w:semiHidden="0" w:uiPriority="67" w:unhideWhenUsed="0"/>
-    <w:lsdException w:name="Medium Grid 2" w:semiHidden="0" w:uiPriority="68" w:unhideWhenUsed="0"/>
-    <w:lsdException w:name="Medium Grid 3" w:semiHidden="0" w:uiPriority="69" w:unhideWhenUsed="0"/>
-    <w:lsdException w:name="Dark List" w:semiHidden="0" w:uiPriority="70" w:unhideWhenUsed="0"/>
-    <w:lsdException w:name="Colorful Shading" w:semiHidden="0" w:uiPriority="71" w:unhideWhenUsed="0"/>
-    <w:lsdException w:name="Colorful List" w:semiHidden="0" w:uiPriority="72" w:unhideWhenUsed="0"/>
-    <w:lsdException w:name="Colorful Grid" w:semiHidden="0" w:uiPriority="73" w:unhideWhenUsed="0"/>
-    <w:lsdException w:name="Light Shading Accent 1" w:semiHidden="0" w:uiPriority="60" w:unhideWhenUsed="0"/>
-    <w:lsdException w:name="Light List Accent 1" w:semiHidden="0" w:uiPriority="61" w:unhideWhenUsed="0"/>
-    <w:lsdException w:name="Light Grid Accent 1" w:semiHidden="0" w:uiPriority="62" w:unhideWhenUsed="0"/>
-    <w:lsdException w:name="Medium Shading 1 Accent 1" w:semiHidden="0" w:uiPriority="63" w:unhideWhenUsed="0"/>
-    <w:lsdException w:name="Medium Shading 2 Accent 1" w:semiHidden="0" w:uiPriority="64" w:unhideWhenUsed="0"/>
-    <w:lsdException w:name="Medium List 1 Accent 1" w:semiHidden="0" w:uiPriority="65" w:unhideWhenUsed="0"/>
-    <w:lsdException w:name="Revision" w:unhideWhenUsed="0"/>
-    <w:lsdException w:name="List Paragraph" w:semiHidden="0" w:uiPriority="34" w:unhideWhenUsed="0" w:qFormat="1"/>
-    <w:lsdException w:name="Quote" w:semiHidden="0" w:uiPriority="29" w:unhideWhenUsed="0" w:qFormat="1"/>
-    <w:lsdException w:name="Intense Quote" w:semiHidden="0" w:uiPriority="30" w:unhideWhenUsed="0" w:qFormat="1"/>
-    <w:lsdException w:name="Medium List 2 Accent 1" w:semiHidden="0" w:uiPriority="66" w:unhideWhenUsed="0"/>
-    <w:lsdException w:name="Medium Grid 1 Accent 1" w:semiHidden="0" w:uiPriority="67" w:unhideWhenUsed="0"/>
-    <w:lsdException w:name="Medium Grid 2 Accent 1" w:semiHidden="0" w:uiPriority="68" w:unhideWhenUsed="0"/>
-    <w:lsdException w:name="Medium Grid 3 Accent 1" w:semiHidden="0" w:uiPriority="69" w:unhideWhenUsed="0"/>
-    <w:lsdException w:name="Dark List Accent 1" w:semiHidden="0" w:uiPriority="70" w:unhideWhenUsed="0"/>
-    <w:lsdException w:name="Colorful Shading Accent 1" w:semiHidden="0" w:uiPriority="71" w:unhideWhenUsed="0"/>
-    <w:lsdException w:name="Colorful List Accent 1" w:semiHidden="0" w:uiPriority="72" w:unhideWhenUsed="0"/>
-    <w:lsdException w:name="Colorful Grid Accent 1" w:semiHidden="0" w:uiPriority="73" w:unhideWhenUsed="0"/>
-    <w:lsdException w:name="Light Shading Accent 2" w:semiHidden="0" w:uiPriority="60" w:unhideWhenUsed="0"/>
-    <w:lsdException w:name="Light List Accent 2" w:semiHidden="0" w:uiPriority="61" w:unhideWhenUsed="0"/>
-    <w:lsdException w:name="Light Grid Accent 2" w:semiHidden="0" w:uiPriority="62" w:unhideWhenUsed="0"/>
-    <w:lsdException w:name="Medium Shading 1 Accent 2" w:semiHidden="0" w:uiPriority="63" w:unhideWhenUsed="0"/>
-    <w:lsdException w:name="Medium Shading 2 Accent 2" w:semiHidden="0" w:uiPriority="64" w:unhideWhenUsed="0"/>
-    <w:lsdException w:name="Medium List 1 Accent 2" w:semiHidden="0" w:uiPriority="65" w:unhideWhenUsed="0"/>
-    <w:lsdException w:name="Medium List 2 Accent 2" w:semiHidden="0" w:uiPriority="66" w:unhideWhenUsed="0"/>
-    <w:lsdException w:name="Medium Grid 1 Accent 2" w:semiHidden="0" w:uiPriority="67" w:unhideWhenUsed="0"/>
-    <w:lsdException w:name="Medium Grid 2 Accent 2" w:semiHidden="0" w:uiPriority="68" w:unhideWhenUsed="0"/>
-    <w:lsdException w:name="Medium Grid 3 Accent 2" w:semiHidden="0" w:uiPriority="69" w:unhideWhenUsed="0"/>
-    <w:lsdException w:name="Dark List Accent 2" w:semiHidden="0" w:uiPriority="70" w:unhideWhenUsed="0"/>
-    <w:lsdException w:name="Colorful Shading Accent 2" w:semiHidden="0" w:uiPriority="71" w:unhideWhenUsed="0"/>
-    <w:lsdException w:name="Colorful List Accent 2" w:semiHidden="0" w:uiPriority="72" w:unhideWhenUsed="0"/>
-    <w:lsdException w:name="Colorful Grid Accent 2" w:semiHidden="0" w:uiPriority="73" w:unhideWhenUsed="0"/>
-    <w:lsdException w:name="Light Shading Accent 3" w:semiHidden="0" w:uiPriority="60" w:unhideWhenUsed="0"/>
-    <w:lsdException w:name="Light List Accent 3" w:semiHidden="0" w:uiPriority="61" w:unhideWhenUsed="0"/>
-    <w:lsdException w:name="Light Grid Accent 3" w:semiHidden="0" w:uiPriority="62" w:unhideWhenUsed="0"/>
-    <w:lsdException w:name="Medium Shading 1 Accent 3" w:semiHidden="0" w:uiPriority="63" w:unhideWhenUsed="0"/>
-    <w:lsdException w:name="Medium Shading 2 Accent 3" w:semiHidden="0" w:uiPriority="64" w:unhideWhenUsed="0"/>
-    <w:lsdException w:name="Medium List 1 Accent 3" w:semiHidden="0" w:uiPriority="65" w:unhideWhenUsed="0"/>
-    <w:lsdException w:name="Medium List 2 Accent 3" w:semiHidden="0" w:uiPriority="66" w:unhideWhenUsed="0"/>
-    <w:lsdException w:name="Medium Grid 1 Accent 3" w:semiHidden="0" w:uiPriority="67" w:unhideWhenUsed="0"/>
-    <w:lsdException w:name="Medium Grid 2 Accent 3" w:semiHidden="0" w:uiPriority="68" w:unhideWhenUsed="0"/>
-    <w:lsdException w:name="Medium Grid 3 Accent 3" w:semiHidden="0" w:uiPriority="69" w:unhideWhenUsed="0"/>
-    <w:lsdException w:name="Dark List Accent 3" w:semiHidden="0" w:uiPriority="70" w:unhideWhenUsed="0"/>
-    <w:lsdException w:name="Colorful Shading Accent 3" w:semiHidden="0" w:uiPriority="71" w:unhideWhenUsed="0"/>
-    <w:lsdException w:name="Colorful List Accent 3" w:semiHidden="0" w:uiPriority="72" w:unhideWhenUsed="0"/>
-    <w:lsdException w:name="Colorful Grid Accent 3" w:semiHidden="0" w:uiPriority="73" w:unhideWhenUsed="0"/>
-    <w:lsdException w:name="Light Shading Accent 4" w:semiHidden="0" w:uiPriority="60" w:unhideWhenUsed="0"/>
-    <w:lsdException w:name="Light List Accent 4" w:semiHidden="0" w:uiPriority="61" w:unhideWhenUsed="0"/>
-    <w:lsdException w:name="Light Grid Accent 4" w:semiHidden="0" w:uiPriority="62" w:unhideWhenUsed="0"/>
-    <w:lsdException w:name="Medium Shading 1 Accent 4" w:semiHidden="0" w:uiPriority="63" w:unhideWhenUsed="0"/>
-    <w:lsdException w:name="Medium Shading 2 Accent 4" w:semiHidden="0" w:uiPriority="64" w:unhideWhenUsed="0"/>
-    <w:lsdException w:name="Medium List 1 Accent 4" w:semiHidden="0" w:uiPriority="65" w:unhideWhenUsed="0"/>
-    <w:lsdException w:name="Medium List 2 Accent 4" w:semiHidden="0" w:uiPriority="66" w:unhideWhenUsed="0"/>
-    <w:lsdException w:name="Medium Grid 1 Accent 4" w:semiHidden="0" w:uiPriority="67" w:unhideWhenUsed="0"/>
-    <w:lsdException w:name="Medium Grid 2 Accent 4" w:semiHidden="0" w:uiPriority="68" w:unhideWhenUsed="0"/>
-    <w:lsdException w:name="Medium Grid 3 Accent 4" w:semiHidden="0" w:uiPriority="69" w:unhideWhenUsed="0"/>
-    <w:lsdException w:name="Dark List Accent 4" w:semiHidden="0" w:uiPriority="70" w:unhideWhenUsed="0"/>
-    <w:lsdException w:name="Colorful Shading Accent 4" w:semiHidden="0" w:uiPriority="71" w:unhideWhenUsed="0"/>
-    <w:lsdException w:name="Colorful List Accent 4" w:semiHidden="0" w:uiPriority="72" w:unhideWhenUsed="0"/>
-    <w:lsdException w:name="Colorful Grid Accent 4" w:semiHidden="0" w:uiPriority="73" w:unhideWhenUsed="0"/>
-    <w:lsdException w:name="Light Shading Accent 5" w:semiHidden="0" w:uiPriority="60" w:unhideWhenUsed="0"/>
-    <w:lsdException w:name="Light List Accent 5" w:semiHidden="0" w:uiPriority="61" w:unhideWhenUsed="0"/>
-    <w:lsdException w:name="Light Grid Accent 5" w:semiHidden="0" w:uiPriority="62" w:unhideWhenUsed="0"/>
-    <w:lsdException w:name="Medium Shading 1 Accent 5" w:semiHidden="0" w:uiPriority="63" w:unhideWhenUsed="0"/>
-    <w:lsdException w:name="Medium Shading 2 Accent 5" w:semiHidden="0" w:uiPriority="64" w:unhideWhenUsed="0"/>
-    <w:lsdException w:name="Medium List 1 Accent 5" w:semiHidden="0" w:uiPriority="65" w:unhideWhenUsed="0"/>
-    <w:lsdException w:name="Medium List 2 Accent 5" w:semiHidden="0" w:uiPriority="66" w:unhideWhenUsed="0"/>
-    <w:lsdException w:name="Medium Grid 1 Accent 5" w:semiHidden="0" w:uiPriority="67" w:unhideWhenUsed="0"/>
-    <w:lsdException w:name="Medium Grid 2 Accent 5" w:semiHidden="0" w:uiPriority="68" w:unhideWhenUsed="0"/>
-    <w:lsdException w:name="Medium Grid 3 Accent 5" w:semiHidden="0" w:uiPriority="69" w:unhideWhenUsed="0"/>
-    <w:lsdException w:name="Dark List Accent 5" w:semiHidden="0" w:uiPriority="70" w:unhideWhenUsed="0"/>
-    <w:lsdException w:name="Colorful Shading Accent 5" w:semiHidden="0" w:uiPriority="71" w:unhideWhenUsed="0"/>
-    <w:lsdException w:name="Colorful List Accent 5" w:semiHidden="0" w:uiPriority="72" w:unhideWhenUsed="0"/>
-    <w:lsdException w:name="Colorful Grid Accent 5" w:semiHidden="0" w:uiPriority="73" w:unhideWhenUsed="0"/>
-    <w:lsdException w:name="Light Shading Accent 6" w:semiHidden="0" w:uiPriority="60" w:unhideWhenUsed="0"/>
-    <w:lsdException w:name="Light List Accent 6" w:semiHidden="0" w:uiPriority="61" w:unhideWhenUsed="0"/>
-    <w:lsdException w:name="Light Grid Accent 6" w:semiHidden="0" w:uiPriority="62" w:unhideWhenUsed="0"/>
-    <w:lsdException w:name="Medium Shading 1 Accent 6" w:semiHidden="0" w:uiPriority="63" w:unhideWhenUsed="0"/>
-    <w:lsdException w:name="Medium Shading 2 Accent 6" w:semiHidden="0" w:uiPriority="64" w:unhideWhenUsed="0"/>
-    <w:lsdException w:name="Medium List 1 Accent 6" w:semiHidden="0" w:uiPriority="65" w:unhideWhenUsed="0"/>
-    <w:lsdException w:name="Medium List 2 Accent 6" w:semiHidden="0" w:uiPriority="66" w:unhideWhenUsed="0"/>
-    <w:lsdException w:name="Medium Grid 1 Accent 6" w:semiHidden="0" w:uiPriority="67" w:unhideWhenUsed="0"/>
-    <w:lsdException w:name="Medium Grid 2 Accent 6" w:semiHidden="0" w:uiPriority="68" w:unhideWhenUsed="0"/>
-    <w:lsdException w:name="Medium Grid 3 Accent 6" w:semiHidden="0" w:uiPriority="69" w:unhideWhenUsed="0"/>
-    <w:lsdException w:name="Dark List Accent 6" w:semiHidden="0" w:uiPriority="70" w:unhideWhenUsed="0"/>
-    <w:lsdException w:name="Colorful Shading Accent 6" w:semiHidden="0" w:uiPriority="71" w:unhideWhenUsed="0"/>
-    <w:lsdException w:name="Colorful List Accent 6" w:semiHidden="0" w:uiPriority="72" w:unhideWhenUsed="0"/>
-    <w:lsdException w:name="Colorful Grid Accent 6" w:semiHidden="0" w:uiPriority="73" w:unhideWhenUsed="0"/>
-    <w:lsdException w:name="Subtle Emphasis" w:semiHidden="0" w:uiPriority="19" w:unhideWhenUsed="0" w:qFormat="1"/>
-    <w:lsdException w:name="Intense Emphasis" w:semiHidden="0" w:uiPriority="21" w:unhideWhenUsed="0" w:qFormat="1"/>
-    <w:lsdException w:name="Subtle Reference" w:semiHidden="0" w:uiPriority="31" w:unhideWhenUsed="0" w:qFormat="1"/>
-    <w:lsdException w:name="Intense Reference" w:semiHidden="0" w:uiPriority="32" w:unhideWhenUsed="0" w:qFormat="1"/>
-    <w:lsdException w:name="Book Title" w:semiHidden="0" w:uiPriority="33" w:unhideWhenUsed="0" w:qFormat="1"/>
-    <w:lsdException w:name="Bibliography" w:uiPriority="37"/>
-    <w:lsdException w:name="TOC Heading" w:uiPriority="39" w:qFormat="1"/>
+  <w:latentStyles w:defLockedState="0" w:defUIPriority="99" w:defSemiHidden="0" w:defUnhideWhenUsed="0" w:defQFormat="0" w:count="371">
+    <w:lsdException w:name="Normal" w:uiPriority="0" w:qFormat="1"/>
+    <w:lsdException w:name="heading 1" w:uiPriority="9" w:qFormat="1"/>
+    <w:lsdException w:name="heading 2" w:semiHidden="1" w:uiPriority="9" w:unhideWhenUsed="1" w:qFormat="1"/>
+    <w:lsdException w:name="heading 3" w:semiHidden="1" w:uiPriority="9" w:unhideWhenUsed="1" w:qFormat="1"/>
+    <w:lsdException w:name="heading 4" w:semiHidden="1" w:uiPriority="9" w:unhideWhenUsed="1" w:qFormat="1"/>
+    <w:lsdException w:name="heading 5" w:semiHidden="1" w:uiPriority="9" w:unhideWhenUsed="1" w:qFormat="1"/>
+    <w:lsdException w:name="heading 6" w:semiHidden="1" w:uiPriority="9" w:unhideWhenUsed="1" w:qFormat="1"/>
+    <w:lsdException w:name="heading 7" w:semiHidden="1" w:uiPriority="9" w:unhideWhenUsed="1" w:qFormat="1"/>
+    <w:lsdException w:name="heading 8" w:semiHidden="1" w:uiPriority="9" w:unhideWhenUsed="1" w:qFormat="1"/>
+    <w:lsdException w:name="heading 9" w:semiHidden="1" w:uiPriority="9" w:unhideWhenUsed="1" w:qFormat="1"/>
+    <w:lsdException w:name="index 1" w:semiHidden="1" w:unhideWhenUsed="1"/>
+    <w:lsdException w:name="index 2" w:semiHidden="1" w:unhideWhenUsed="1"/>
+    <w:lsdException w:name="index 3" w:semiHidden="1" w:unhideWhenUsed="1"/>
+    <w:lsdException w:name="index 4" w:semiHidden="1" w:unhideWhenUsed="1"/>
+    <w:lsdException w:name="index 5" w:semiHidden="1" w:unhideWhenUsed="1"/>
+    <w:lsdException w:name="index 6" w:semiHidden="1" w:unhideWhenUsed="1"/>
+    <w:lsdException w:name="index 7" w:semiHidden="1" w:unhideWhenUsed="1"/>
+    <w:lsdException w:name="index 8" w:semiHidden="1" w:unhideWhenUsed="1"/>
+    <w:lsdException w:name="index 9" w:semiHidden="1" w:unhideWhenUsed="1"/>
+    <w:lsdException w:name="toc 1" w:semiHidden="1" w:uiPriority="39" w:unhideWhenUsed="1"/>
+    <w:lsdException w:name="toc 2" w:semiHidden="1" w:uiPriority="39" w:unhideWhenUsed="1"/>
+    <w:lsdException w:name="toc 3" w:semiHidden="1" w:uiPriority="39" w:unhideWhenUsed="1"/>
+    <w:lsdException w:name="toc 4" w:semiHidden="1" w:uiPriority="39" w:unhideWhenUsed="1"/>
+    <w:lsdException w:name="toc 5" w:semiHidden="1" w:uiPriority="39" w:unhideWhenUsed="1"/>
+    <w:lsdException w:name="toc 6" w:semiHidden="1" w:uiPriority="39" w:unhideWhenUsed="1"/>
+    <w:lsdException w:name="toc 7" w:semiHidden="1" w:uiPriority="39" w:unhideWhenUsed="1"/>
+    <w:lsdException w:name="toc 8" w:semiHidden="1" w:uiPriority="39" w:unhideWhenUsed="1"/>
+    <w:lsdException w:name="toc 9" w:semiHidden="1" w:uiPriority="39" w:unhideWhenUsed="1"/>
+    <w:lsdException w:name="Normal Indent" w:semiHidden="1" w:unhideWhenUsed="1"/>
+    <w:lsdException w:name="footnote text" w:semiHidden="1" w:unhideWhenUsed="1"/>
+    <w:lsdException w:name="annotation text" w:semiHidden="1" w:unhideWhenUsed="1"/>
+    <w:lsdException w:name="header" w:semiHidden="1" w:unhideWhenUsed="1"/>
+    <w:lsdException w:name="footer" w:semiHidden="1" w:unhideWhenUsed="1"/>
+    <w:lsdException w:name="index heading" w:semiHidden="1" w:unhideWhenUsed="1"/>
+    <w:lsdException w:name="caption" w:semiHidden="1" w:uiPriority="35" w:unhideWhenUsed="1" w:qFormat="1"/>
+    <w:lsdException w:name="table of figures" w:semiHidden="1" w:unhideWhenUsed="1"/>
+    <w:lsdException w:name="envelope address" w:semiHidden="1" w:unhideWhenUsed="1"/>
+    <w:lsdException w:name="envelope return" w:semiHidden="1" w:unhideWhenUsed="1"/>
+    <w:lsdException w:name="footnote reference" w:semiHidden="1" w:unhideWhenUsed="1"/>
+    <w:lsdException w:name="annotation reference" w:semiHidden="1" w:unhideWhenUsed="1"/>
+    <w:lsdException w:name="line number" w:semiHidden="1" w:unhideWhenUsed="1"/>
+    <w:lsdException w:name="page number" w:semiHidden="1" w:unhideWhenUsed="1"/>
+    <w:lsdException w:name="endnote reference" w:semiHidden="1" w:unhideWhenUsed="1"/>
+    <w:lsdException w:name="endnote text" w:semiHidden="1" w:unhideWhenUsed="1"/>
+    <w:lsdException w:name="table of authorities" w:semiHidden="1" w:unhideWhenUsed="1"/>
+    <w:lsdException w:name="macro" w:semiHidden="1" w:unhideWhenUsed="1"/>
+    <w:lsdException w:name="toa heading" w:semiHidden="1" w:unhideWhenUsed="1"/>
+    <w:lsdException w:name="List" w:semiHidden="1" w:unhideWhenUsed="1"/>
+    <w:lsdException w:name="List Bullet" w:semiHidden="1" w:unhideWhenUsed="1"/>
+    <w:lsdException w:name="List Number" w:semiHidden="1" w:unhideWhenUsed="1"/>
+    <w:lsdException w:name="List 2" w:semiHidden="1" w:unhideWhenUsed="1"/>
+    <w:lsdException w:name="List 3" w:semiHidden="1" w:unhideWhenUsed="1"/>
+    <w:lsdException w:name="List 4" w:semiHidden="1" w:unhideWhenUsed="1"/>
+    <w:lsdException w:name="List 5" w:semiHidden="1" w:unhideWhenUsed="1"/>
+    <w:lsdException w:name="List Bullet 2" w:semiHidden="1" w:unhideWhenUsed="1"/>
+    <w:lsdException w:name="List Bullet 3" w:semiHidden="1" w:unhideWhenUsed="1"/>
+    <w:lsdException w:name="List Bullet 4" w:semiHidden="1" w:unhideWhenUsed="1"/>
+    <w:lsdException w:name="List Bullet 5" w:semiHidden="1" w:unhideWhenUsed="1"/>
+    <w:lsdException w:name="List Number 2" w:semiHidden="1" w:unhideWhenUsed="1"/>
+    <w:lsdException w:name="List Number 3" w:semiHidden="1" w:unhideWhenUsed="1"/>
+    <w:lsdException w:name="List Number 4" w:semiHidden="1" w:unhideWhenUsed="1"/>
+    <w:lsdException w:name="List Number 5" w:semiHidden="1" w:unhideWhenUsed="1"/>
+    <w:lsdException w:name="Title" w:uiPriority="10" w:qFormat="1"/>
+    <w:lsdException w:name="Closing" w:semiHidden="1" w:unhideWhenUsed="1"/>
+    <w:lsdException w:name="Signature" w:semiHidden="1" w:unhideWhenUsed="1"/>
+    <w:lsdException w:name="Default Paragraph Font" w:semiHidden="1" w:uiPriority="1" w:unhideWhenUsed="1"/>
+    <w:lsdException w:name="Body Text" w:semiHidden="1" w:unhideWhenUsed="1"/>
+    <w:lsdException w:name="Body Text Indent" w:semiHidden="1" w:unhideWhenUsed="1"/>
+    <w:lsdException w:name="List Continue" w:semiHidden="1" w:unhideWhenUsed="1"/>
+    <w:lsdException w:name="List Continue 2" w:semiHidden="1" w:unhideWhenUsed="1"/>
+    <w:lsdException w:name="List Continue 3" w:semiHidden="1" w:unhideWhenUsed="1"/>
+    <w:lsdException w:name="List Continue 4" w:semiHidden="1" w:unhideWhenUsed="1"/>
+    <w:lsdException w:name="List Continue 5" w:semiHidden="1" w:unhideWhenUsed="1"/>
+    <w:lsdException w:name="Message Header" w:semiHidden="1" w:unhideWhenUsed="1"/>
+    <w:lsdException w:name="Subtitle" w:uiPriority="11" w:qFormat="1"/>
+    <w:lsdException w:name="Salutation" w:semiHidden="1" w:unhideWhenUsed="1"/>
+    <w:lsdException w:name="Date" w:semiHidden="1" w:unhideWhenUsed="1"/>
+    <w:lsdException w:name="Body Text First Indent" w:semiHidden="1" w:unhideWhenUsed="1"/>
+    <w:lsdException w:name="Body Text First Indent 2" w:semiHidden="1" w:unhideWhenUsed="1"/>
+    <w:lsdException w:name="Note Heading" w:semiHidden="1" w:unhideWhenUsed="1"/>
+    <w:lsdException w:name="Body Text 2" w:semiHidden="1" w:unhideWhenUsed="1"/>
+    <w:lsdException w:name="Body Text 3" w:semiHidden="1" w:unhideWhenUsed="1"/>
+    <w:lsdException w:name="Body Text Indent 2" w:semiHidden="1" w:unhideWhenUsed="1"/>
+    <w:lsdException w:name="Body Text Indent 3" w:semiHidden="1" w:unhideWhenUsed="1"/>
+    <w:lsdException w:name="Block Text" w:semiHidden="1" w:unhideWhenUsed="1"/>
+    <w:lsdException w:name="Hyperlink" w:semiHidden="1" w:unhideWhenUsed="1"/>
+    <w:lsdException w:name="FollowedHyperlink" w:semiHidden="1" w:unhideWhenUsed="1"/>
+    <w:lsdException w:name="Strong" w:uiPriority="22" w:qFormat="1"/>
+    <w:lsdException w:name="Emphasis" w:uiPriority="20" w:qFormat="1"/>
+    <w:lsdException w:name="Document Map" w:semiHidden="1" w:unhideWhenUsed="1"/>
+    <w:lsdException w:name="Plain Text" w:semiHidden="1" w:unhideWhenUsed="1"/>
+    <w:lsdException w:name="E-mail Signature" w:semiHidden="1" w:unhideWhenUsed="1"/>
+    <w:lsdException w:name="HTML Top of Form" w:semiHidden="1" w:unhideWhenUsed="1"/>
+    <w:lsdException w:name="HTML Bottom of Form" w:semiHidden="1" w:unhideWhenUsed="1"/>
+    <w:lsdException w:name="Normal (Web)" w:semiHidden="1" w:unhideWhenUsed="1"/>
+    <w:lsdException w:name="HTML Acronym" w:semiHidden="1" w:unhideWhenUsed="1"/>
+    <w:lsdException w:name="HTML Address" w:semiHidden="1" w:unhideWhenUsed="1"/>
+    <w:lsdException w:name="HTML Cite" w:semiHidden="1" w:unhideWhenUsed="1"/>
+    <w:lsdException w:name="HTML Code" w:semiHidden="1" w:unhideWhenUsed="1"/>
+    <w:lsdException w:name="HTML Definition" w:semiHidden="1" w:unhideWhenUsed="1"/>
+    <w:lsdException w:name="HTML Keyboard" w:semiHidden="1" w:unhideWhenUsed="1"/>
+    <w:lsdException w:name="HTML Preformatted" w:semiHidden="1" w:unhideWhenUsed="1"/>
+    <w:lsdException w:name="HTML Sample" w:semiHidden="1" w:unhideWhenUsed="1"/>
+    <w:lsdException w:name="HTML Typewriter" w:semiHidden="1" w:unhideWhenUsed="1"/>
+    <w:lsdException w:name="HTML Variable" w:semiHidden="1" w:unhideWhenUsed="1"/>
+    <w:lsdException w:name="Normal Table" w:semiHidden="1" w:unhideWhenUsed="1"/>
+    <w:lsdException w:name="annotation subject" w:semiHidden="1" w:unhideWhenUsed="1"/>
+    <w:lsdException w:name="No List" w:semiHidden="1" w:unhideWhenUsed="1"/>
+    <w:lsdException w:name="Outline List 1" w:semiHidden="1" w:unhideWhenUsed="1"/>
+    <w:lsdException w:name="Outline List 2" w:semiHidden="1" w:unhideWhenUsed="1"/>
+    <w:lsdException w:name="Outline List 3" w:semiHidden="1" w:unhideWhenUsed="1"/>
+    <w:lsdException w:name="Table Simple 1" w:semiHidden="1" w:unhideWhenUsed="1"/>
+    <w:lsdException w:name="Table Simple 2" w:semiHidden="1" w:unhideWhenUsed="1"/>
+    <w:lsdException w:name="Table Simple 3" w:semiHidden="1" w:unhideWhenUsed="1"/>
+    <w:lsdException w:name="Table Classic 1" w:semiHidden="1" w:unhideWhenUsed="1"/>
+    <w:lsdException w:name="Table Classic 2" w:semiHidden="1" w:unhideWhenUsed="1"/>
+    <w:lsdException w:name="Table Classic 3" w:semiHidden="1" w:unhideWhenUsed="1"/>
+    <w:lsdException w:name="Table Classic 4" w:semiHidden="1" w:unhideWhenUsed="1"/>
+    <w:lsdException w:name="Table Colorful 1" w:semiHidden="1" w:unhideWhenUsed="1"/>
+    <w:lsdException w:name="Table Colorful 2" w:semiHidden="1" w:unhideWhenUsed="1"/>
+    <w:lsdException w:name="Table Colorful 3" w:semiHidden="1" w:unhideWhenUsed="1"/>
+    <w:lsdException w:name="Table Columns 1" w:semiHidden="1" w:unhideWhenUsed="1"/>
+    <w:lsdException w:name="Table Columns 2" w:semiHidden="1" w:unhideWhenUsed="1"/>
+    <w:lsdException w:name="Table Columns 3" w:semiHidden="1" w:unhideWhenUsed="1"/>
+    <w:lsdException w:name="Table Columns 4" w:semiHidden="1" w:unhideWhenUsed="1"/>
+    <w:lsdException w:name="Table Columns 5" w:semiHidden="1" w:unhideWhenUsed="1"/>
+    <w:lsdException w:name="Table Grid 1" w:semiHidden="1" w:unhideWhenUsed="1"/>
+    <w:lsdException w:name="Table Grid 2" w:semiHidden="1" w:unhideWhenUsed="1"/>
+    <w:lsdException w:name="Table Grid 3" w:semiHidden="1" w:unhideWhenUsed="1"/>
+    <w:lsdException w:name="Table Grid 4" w:semiHidden="1" w:unhideWhenUsed="1"/>
+    <w:lsdException w:name="Table Grid 5" w:semiHidden="1" w:unhideWhenUsed="1"/>
+    <w:lsdException w:name="Table Grid 6" w:semiHidden="1" w:unhideWhenUsed="1"/>
+    <w:lsdException w:name="Table Grid 7" w:semiHidden="1" w:unhideWhenUsed="1"/>
+    <w:lsdException w:name="Table Grid 8" w:semiHidden="1" w:unhideWhenUsed="1"/>
+    <w:lsdException w:name="Table List 1" w:semiHidden="1" w:unhideWhenUsed="1"/>
+    <w:lsdException w:name="Table List 2" w:semiHidden="1" w:unhideWhenUsed="1"/>
+    <w:lsdException w:name="Table List 3" w:semiHidden="1" w:unhideWhenUsed="1"/>
+    <w:lsdException w:name="Table List 4" w:semiHidden="1" w:unhideWhenUsed="1"/>
+    <w:lsdException w:name="Table List 5" w:semiHidden="1" w:unhideWhenUsed="1"/>
+    <w:lsdException w:name="Table List 6" w:semiHidden="1" w:unhideWhenUsed="1"/>
+    <w:lsdException w:name="Table List 7" w:semiHidden="1" w:unhideWhenUsed="1"/>
+    <w:lsdException w:name="Table List 8" w:semiHidden="1" w:unhideWhenUsed="1"/>
+    <w:lsdException w:name="Table 3D effects 1" w:semiHidden="1" w:unhideWhenUsed="1"/>
+    <w:lsdException w:name="Table 3D effects 2" w:semiHidden="1" w:unhideWhenUsed="1"/>
+    <w:lsdException w:name="Table 3D effects 3" w:semiHidden="1" w:unhideWhenUsed="1"/>
+    <w:lsdException w:name="Table Contemporary" w:semiHidden="1" w:unhideWhenUsed="1"/>
+    <w:lsdException w:name="Table Elegant" w:semiHidden="1" w:unhideWhenUsed="1"/>
+    <w:lsdException w:name="Table Professional" w:semiHidden="1" w:unhideWhenUsed="1"/>
+    <w:lsdException w:name="Table Subtle 1" w:semiHidden="1" w:unhideWhenUsed="1"/>
+    <w:lsdException w:name="Table Subtle 2" w:semiHidden="1" w:unhideWhenUsed="1"/>
+    <w:lsdException w:name="Table Web 1" w:semiHidden="1" w:unhideWhenUsed="1"/>
+    <w:lsdException w:name="Table Web 2" w:semiHidden="1" w:unhideWhenUsed="1"/>
+    <w:lsdException w:name="Table Web 3" w:semiHidden="1" w:unhideWhenUsed="1"/>
+    <w:lsdException w:name="Balloon Text" w:semiHidden="1" w:unhideWhenUsed="1"/>
+    <w:lsdException w:name="Table Grid" w:uiPriority="59"/>
+    <w:lsdException w:name="Table Theme" w:semiHidden="1" w:unhideWhenUsed="1"/>
+    <w:lsdException w:name="Placeholder Text" w:semiHidden="1"/>
+    <w:lsdException w:name="No Spacing" w:uiPriority="1" w:qFormat="1"/>
+    <w:lsdException w:name="Light Shading" w:uiPriority="60"/>
+    <w:lsdException w:name="Light List" w:uiPriority="61"/>
+    <w:lsdException w:name="Light Grid" w:uiPriority="62"/>
+    <w:lsdException w:name="Medium Shading 1" w:uiPriority="63"/>
+    <w:lsdException w:name="Medium Shading 2" w:uiPriority="64"/>
+    <w:lsdException w:name="Medium List 1" w:uiPriority="65"/>
+    <w:lsdException w:name="Medium List 2" w:uiPriority="66"/>
+    <w:lsdException w:name="Medium Grid 1" w:uiPriority="67"/>
+    <w:lsdException w:name="Medium Grid 2" w:uiPriority="68"/>
+    <w:lsdException w:name="Medium Grid 3" w:uiPriority="69"/>
+    <w:lsdException w:name="Dark List" w:uiPriority="70"/>
+    <w:lsdException w:name="Colorful Shading" w:uiPriority="71"/>
+    <w:lsdException w:name="Colorful List" w:uiPriority="72"/>
+    <w:lsdException w:name="Colorful Grid" w:uiPriority="73"/>
+    <w:lsdException w:name="Light Shading Accent 1" w:uiPriority="60"/>
+    <w:lsdException w:name="Light List Accent 1" w:uiPriority="61"/>
+    <w:lsdException w:name="Light Grid Accent 1" w:uiPriority="62"/>
+    <w:lsdException w:name="Medium Shading 1 Accent 1" w:uiPriority="63"/>
+    <w:lsdException w:name="Medium Shading 2 Accent 1" w:uiPriority="64"/>
+    <w:lsdException w:name="Medium List 1 Accent 1" w:uiPriority="65"/>
+    <w:lsdException w:name="Revision" w:semiHidden="1"/>
+    <w:lsdException w:name="List Paragraph" w:uiPriority="34" w:qFormat="1"/>
+    <w:lsdException w:name="Quote" w:uiPriority="29" w:qFormat="1"/>
+    <w:lsdException w:name="Intense Quote" w:uiPriority="30" w:qFormat="1"/>
+    <w:lsdException w:name="Medium List 2 Accent 1" w:uiPriority="66"/>
+    <w:lsdException w:name="Medium Grid 1 Accent 1" w:uiPriority="67"/>
+    <w:lsdException w:name="Medium Grid 2 Accent 1" w:uiPriority="68"/>
+    <w:lsdException w:name="Medium Grid 3 Accent 1" w:uiPriority="69"/>
+    <w:lsdException w:name="Dark List Accent 1" w:uiPriority="70"/>
+    <w:lsdException w:name="Colorful Shading Accent 1" w:uiPriority="71"/>
+    <w:lsdException w:name="Colorful List Accent 1" w:uiPriority="72"/>
+    <w:lsdException w:name="Colorful Grid Accent 1" w:uiPriority="73"/>
+    <w:lsdException w:name="Light Shading Accent 2" w:uiPriority="60"/>
+    <w:lsdException w:name="Light List Accent 2" w:uiPriority="61"/>
+    <w:lsdException w:name="Light Grid Accent 2" w:uiPriority="62"/>
+    <w:lsdException w:name="Medium Shading 1 Accent 2" w:uiPriority="63"/>
+    <w:lsdException w:name="Medium Shading 2 Accent 2" w:uiPriority="64"/>
+    <w:lsdException w:name="Medium List 1 Accent 2" w:uiPriority="65"/>
+    <w:lsdException w:name="Medium List 2 Accent 2" w:uiPriority="66"/>
+    <w:lsdException w:name="Medium Grid 1 Accent 2" w:uiPriority="67"/>
+    <w:lsdException w:name="Medium Grid 2 Accent 2" w:uiPriority="68"/>
+    <w:lsdException w:name="Medium Grid 3 Accent 2" w:uiPriority="69"/>
+    <w:lsdException w:name="Dark List Accent 2" w:uiPriority="70"/>
+    <w:lsdException w:name="Colorful Shading Accent 2" w:uiPriority="71"/>
+    <w:lsdException w:name="Colorful List Accent 2" w:uiPriority="72"/>
+    <w:lsdException w:name="Colorful Grid Accent 2" w:uiPriority="73"/>
+    <w:lsdException w:name="Light Shading Accent 3" w:uiPriority="60"/>
+    <w:lsdException w:name="Light List Accent 3" w:uiPriority="61"/>
+    <w:lsdException w:name="Light Grid Accent 3" w:uiPriority="62"/>
+    <w:lsdException w:name="Medium Shading 1 Accent 3" w:uiPriority="63"/>
+    <w:lsdException w:name="Medium Shading 2 Accent 3" w:uiPriority="64"/>
+    <w:lsdException w:name="Medium List 1 Accent 3" w:uiPriority="65"/>
+    <w:lsdException w:name="Medium List 2 Accent 3" w:uiPriority="66"/>
+    <w:lsdException w:name="Medium Grid 1 Accent 3" w:uiPriority="67"/>
+    <w:lsdException w:name="Medium Grid 2 Accent 3" w:uiPriority="68"/>
+    <w:lsdException w:name="Medium Grid 3 Accent 3" w:uiPriority="69"/>
+    <w:lsdException w:name="Dark List Accent 3" w:uiPriority="70"/>
+    <w:lsdException w:name="Colorful Shading Accent 3" w:uiPriority="71"/>
+    <w:lsdException w:name="Colorful List Accent 3" w:uiPriority="72"/>
+    <w:lsdException w:name="Colorful Grid Accent 3" w:uiPriority="73"/>
+    <w:lsdException w:name="Light Shading Accent 4" w:uiPriority="60"/>
+    <w:lsdException w:name="Light List Accent 4" w:uiPriority="61"/>
+    <w:lsdException w:name="Light Grid Accent 4" w:uiPriority="62"/>
+    <w:lsdException w:name="Medium Shading 1 Accent 4" w:uiPriority="63"/>
+    <w:lsdException w:name="Medium Shading 2 Accent 4" w:uiPriority="64"/>
+    <w:lsdException w:name="Medium List 1 Accent 4" w:uiPriority="65"/>
+    <w:lsdException w:name="Medium List 2 Accent 4" w:uiPriority="66"/>
+    <w:lsdException w:name="Medium Grid 1 Accent 4" w:uiPriority="67"/>
+    <w:lsdException w:name="Medium Grid 2 Accent 4" w:uiPriority="68"/>
+    <w:lsdException w:name="Medium Grid 3 Accent 4" w:uiPriority="69"/>
+    <w:lsdException w:name="Dark List Accent 4" w:uiPriority="70"/>
+    <w:lsdException w:name="Colorful Shading Accent 4" w:uiPriority="71"/>
+    <w:lsdException w:name="Colorful List Accent 4" w:uiPriority="72"/>
+    <w:lsdException w:name="Colorful Grid Accent 4" w:uiPriority="73"/>
+    <w:lsdException w:name="Light Shading Accent 5" w:uiPriority="60"/>
+    <w:lsdException w:name="Light List Accent 5" w:uiPriority="61"/>
+    <w:lsdException w:name="Light Grid Accent 5" w:uiPriority="62"/>
+    <w:lsdException w:name="Medium Shading 1 Accent 5" w:uiPriority="63"/>
+    <w:lsdException w:name="Medium Shading 2 Accent 5" w:uiPriority="64"/>
+    <w:lsdException w:name="Medium List 1 Accent 5" w:uiPriority="65"/>
+    <w:lsdException w:name="Medium List 2 Accent 5" w:uiPriority="66"/>
+    <w:lsdException w:name="Medium Grid 1 Accent 5" w:uiPriority="67"/>
+    <w:lsdException w:name="Medium Grid 2 Accent 5" w:uiPriority="68"/>
+    <w:lsdException w:name="Medium Grid 3 Accent 5" w:uiPriority="69"/>
+    <w:lsdException w:name="Dark List Accent 5" w:uiPriority="70"/>
+    <w:lsdException w:name="Colorful Shading Accent 5" w:uiPriority="71"/>
+    <w:lsdException w:name="Colorful List Accent 5" w:uiPriority="72"/>
+    <w:lsdException w:name="Colorful Grid Accent 5" w:uiPriority="73"/>
+    <w:lsdException w:name="Light Shading Accent 6" w:uiPriority="60"/>
+    <w:lsdException w:name="Light List Accent 6" w:uiPriority="61"/>
+    <w:lsdException w:name="Light Grid Accent 6" w:uiPriority="62"/>
+    <w:lsdException w:name="Medium Shading 1 Accent 6" w:uiPriority="63"/>
+    <w:lsdException w:name="Medium Shading 2 Accent 6" w:uiPriority="64"/>
+    <w:lsdException w:name="Medium List 1 Accent 6" w:uiPriority="65"/>
+    <w:lsdException w:name="Medium List 2 Accent 6" w:uiPriority="66"/>
+    <w:lsdException w:name="Medium Grid 1 Accent 6" w:uiPriority="67"/>
+    <w:lsdException w:name="Medium Grid 2 Accent 6" w:uiPriority="68"/>
+    <w:lsdException w:name="Medium Grid 3 Accent 6" w:uiPriority="69"/>
+    <w:lsdException w:name="Dark List Accent 6" w:uiPriority="70"/>
+    <w:lsdException w:name="Colorful Shading Accent 6" w:uiPriority="71"/>
+    <w:lsdException w:name="Colorful List Accent 6" w:uiPriority="72"/>
+    <w:lsdException w:name="Colorful Grid Accent 6" w:uiPriority="73"/>
+    <w:lsdException w:name="Subtle Emphasis" w:uiPriority="19" w:qFormat="1"/>
+    <w:lsdException w:name="Intense Emphasis" w:uiPriority="21" w:qFormat="1"/>
+    <w:lsdException w:name="Subtle Reference" w:uiPriority="31" w:qFormat="1"/>
+    <w:lsdException w:name="Intense Reference" w:uiPriority="32" w:qFormat="1"/>
+    <w:lsdException w:name="Book Title" w:uiPriority="33" w:qFormat="1"/>
+    <w:lsdException w:name="Bibliography" w:semiHidden="1" w:uiPriority="37" w:unhideWhenUsed="1"/>
+    <w:lsdException w:name="TOC Heading" w:semiHidden="1" w:uiPriority="39" w:unhideWhenUsed="1" w:qFormat="1"/>
+    <w:lsdException w:name="Plain Table 1" w:uiPriority="41"/>
+    <w:lsdException w:name="Plain Table 2" w:uiPriority="42"/>
+    <w:lsdException w:name="Plain Table 3" w:uiPriority="43"/>
+    <w:lsdException w:name="Plain Table 4" w:uiPriority="44"/>
+    <w:lsdException w:name="Plain Table 5" w:uiPriority="45"/>
+    <w:lsdException w:name="Grid Table Light" w:uiPriority="40"/>
+    <w:lsdException w:name="Grid Table 1 Light" w:uiPriority="46"/>
+    <w:lsdException w:name="Grid Table 2" w:uiPriority="47"/>
+    <w:lsdException w:name="Grid Table 3" w:uiPriority="48"/>
+    <w:lsdException w:name="Grid Table 4" w:uiPriority="49"/>
+    <w:lsdException w:name="Grid Table 5 Dark" w:uiPriority="50"/>
+    <w:lsdException w:name="Grid Table 6 Colorful" w:uiPriority="51"/>
+    <w:lsdException w:name="Grid Table 7 Colorful" w:uiPriority="52"/>
+    <w:lsdException w:name="Grid Table 1 Light Accent 1" w:uiPriority="46"/>
+    <w:lsdException w:name="Grid Table 2 Accent 1" w:uiPriority="47"/>
+    <w:lsdException w:name="Grid Table 3 Accent 1" w:uiPriority="48"/>
+    <w:lsdException w:name="Grid Table 4 Accent 1" w:uiPriority="49"/>
+    <w:lsdException w:name="Grid Table 5 Dark Accent 1" w:uiPriority="50"/>
+    <w:lsdException w:name="Grid Table 6 Colorful Accent 1" w:uiPriority="51"/>
+    <w:lsdException w:name="Grid Table 7 Colorful Accent 1" w:uiPriority="52"/>
+    <w:lsdException w:name="Grid Table 1 Light Accent 2" w:uiPriority="46"/>
+    <w:lsdException w:name="Grid Table 2 Accent 2" w:uiPriority="47"/>
+    <w:lsdException w:name="Grid Table 3 Accent 2" w:uiPriority="48"/>
+    <w:lsdException w:name="Grid Table 4 Accent 2" w:uiPriority="49"/>
+    <w:lsdException w:name="Grid Table 5 Dark Accent 2" w:uiPriority="50"/>
+    <w:lsdException w:name="Grid Table 6 Colorful Accent 2" w:uiPriority="51"/>
+    <w:lsdException w:name="Grid Table 7 Colorful Accent 2" w:uiPriority="52"/>
+    <w:lsdException w:name="Grid Table 1 Light Accent 3" w:uiPriority="46"/>
+    <w:lsdException w:name="Grid Table 2 Accent 3" w:uiPriority="47"/>
+    <w:lsdException w:name="Grid Table 3 Accent 3" w:uiPriority="48"/>
+    <w:lsdException w:name="Grid Table 4 Accent 3" w:uiPriority="49"/>
+    <w:lsdException w:name="Grid Table 5 Dark Accent 3" w:uiPriority="50"/>
+    <w:lsdException w:name="Grid Table 6 Colorful Accent 3" w:uiPriority="51"/>
+    <w:lsdException w:name="Grid Table 7 Colorful Accent 3" w:uiPriority="52"/>
+    <w:lsdException w:name="Grid Table 1 Light Accent 4" w:uiPriority="46"/>
+    <w:lsdException w:name="Grid Table 2 Accent 4" w:uiPriority="47"/>
+    <w:lsdException w:name="Grid Table 3 Accent 4" w:uiPriority="48"/>
+    <w:lsdException w:name="Grid Table 4 Accent 4" w:uiPriority="49"/>
+    <w:lsdException w:name="Grid Table 5 Dark Accent 4" w:uiPriority="50"/>
+    <w:lsdException w:name="Grid Table 6 Colorful Accent 4" w:uiPriority="51"/>
+    <w:lsdException w:name="Grid Table 7 Colorful Accent 4" w:uiPriority="52"/>
+    <w:lsdException w:name="Grid Table 1 Light Accent 5" w:uiPriority="46"/>
+    <w:lsdException w:name="Grid Table 2 Accent 5" w:uiPriority="47"/>
+    <w:lsdException w:name="Grid Table 3 Accent 5" w:uiPriority="48"/>
+    <w:lsdException w:name="Grid Table 4 Accent 5" w:uiPriority="49"/>
+    <w:lsdException w:name="Grid Table 5 Dark Accent 5" w:uiPriority="50"/>
+    <w:lsdException w:name="Grid Table 6 Colorful Accent 5" w:uiPriority="51"/>
+    <w:lsdException w:name="Grid Table 7 Colorful Accent 5" w:uiPriority="52"/>
+    <w:lsdException w:name="Grid Table 1 Light Accent 6" w:uiPriority="46"/>
+    <w:lsdException w:name="Grid Table 2 Accent 6" w:uiPriority="47"/>
+    <w:lsdException w:name="Grid Table 3 Accent 6" w:uiPriority="48"/>
+    <w:lsdException w:name="Grid Table 4 Accent 6" w:uiPriority="49"/>
+    <w:lsdException w:name="Grid Table 5 Dark Accent 6" w:uiPriority="50"/>
+    <w:lsdException w:name="Grid Table 6 Colorful Accent 6" w:uiPriority="51"/>
+    <w:lsdException w:name="Grid Table 7 Colorful Accent 6" w:uiPriority="52"/>
+    <w:lsdException w:name="List Table 1 Light" w:uiPriority="46"/>
+    <w:lsdException w:name="List Table 2" w:uiPriority="47"/>
+    <w:lsdException w:name="List Table 3" w:uiPriority="48"/>
+    <w:lsdException w:name="List Table 4" w:uiPriority="49"/>
+    <w:lsdException w:name="List Table 5 Dark" w:uiPriority="50"/>
+    <w:lsdException w:name="List Table 6 Colorful" w:uiPriority="51"/>
+    <w:lsdException w:name="List Table 7 Colorful" w:uiPriority="52"/>
+    <w:lsdException w:name="List Table 1 Light Accent 1" w:uiPriority="46"/>
+    <w:lsdException w:name="List Table 2 Accent 1" w:uiPriority="47"/>
+    <w:lsdException w:name="List Table 3 Accent 1" w:uiPriority="48"/>
+    <w:lsdException w:name="List Table 4 Accent 1" w:uiPriority="49"/>
+    <w:lsdException w:name="List Table 5 Dark Accent 1" w:uiPriority="50"/>
+    <w:lsdException w:name="List Table 6 Colorful Accent 1" w:uiPriority="51"/>
+    <w:lsdException w:name="List Table 7 Colorful Accent 1" w:uiPriority="52"/>
+    <w:lsdException w:name="List Table 1 Light Accent 2" w:uiPriority="46"/>
+    <w:lsdException w:name="List Table 2 Accent 2" w:uiPriority="47"/>
+    <w:lsdException w:name="List Table 3 Accent 2" w:uiPriority="48"/>
+    <w:lsdException w:name="List Table 4 Accent 2" w:uiPriority="49"/>
+    <w:lsdException w:name="List Table 5 Dark Accent 2" w:uiPriority="50"/>
+    <w:lsdException w:name="List Table 6 Colorful Accent 2" w:uiPriority="51"/>
+    <w:lsdException w:name="List Table 7 Colorful Accent 2" w:uiPriority="52"/>
+    <w:lsdException w:name="List Table 1 Light Accent 3" w:uiPriority="46"/>
+    <w:lsdException w:name="List Table 2 Accent 3" w:uiPriority="47"/>
+    <w:lsdException w:name="List Table 3 Accent 3" w:uiPriority="48"/>
+    <w:lsdException w:name="List Table 4 Accent 3" w:uiPriority="49"/>
+    <w:lsdException w:name="List Table 5 Dark Accent 3" w:uiPriority="50"/>
+    <w:lsdException w:name="List Table 6 Colorful Accent 3" w:uiPriority="51"/>
+    <w:lsdException w:name="List Table 7 Colorful Accent 3" w:uiPriority="52"/>
+    <w:lsdException w:name="List Table 1 Light Accent 4" w:uiPriority="46"/>
+    <w:lsdException w:name="List Table 2 Accent 4" w:uiPriority="47"/>
+    <w:lsdException w:name="List Table 3 Accent 4" w:uiPriority="48"/>
+    <w:lsdException w:name="List Table 4 Accent 4" w:uiPriority="49"/>
+    <w:lsdException w:name="List Table 5 Dark Accent 4" w:uiPriority="50"/>
+    <w:lsdException w:name="List Table 6 Colorful Accent 4" w:uiPriority="51"/>
+    <w:lsdException w:name="List Table 7 Colorful Accent 4" w:uiPriority="52"/>
+    <w:lsdException w:name="List Table 1 Light Accent 5" w:uiPriority="46"/>
+    <w:lsdException w:name="List Table 2 Accent 5" w:uiPriority="47"/>
+    <w:lsdException w:name="List Table 3 Accent 5" w:uiPriority="48"/>
+    <w:lsdException w:name="List Table 4 Accent 5" w:uiPriority="49"/>
+    <w:lsdException w:name="List Table 5 Dark Accent 5" w:uiPriority="50"/>
+    <w:lsdException w:name="List Table 6 Colorful Accent 5" w:uiPriority="51"/>
+    <w:lsdException w:name="List Table 7 Colorful Accent 5" w:uiPriority="52"/>
+    <w:lsdException w:name="List Table 1 Light Accent 6" w:uiPriority="46"/>
+    <w:lsdException w:name="List Table 2 Accent 6" w:uiPriority="47"/>
+    <w:lsdException w:name="List Table 3 Accent 6" w:uiPriority="48"/>
+    <w:lsdException w:name="List Table 4 Accent 6" w:uiPriority="49"/>
+    <w:lsdException w:name="List Table 5 Dark Accent 6" w:uiPriority="50"/>
+    <w:lsdException w:name="List Table 6 Colorful Accent 6" w:uiPriority="51"/>
+    <w:lsdException w:name="List Table 7 Colorful Accent 6" w:uiPriority="52"/>
   </w:latentStyles>
   <w:style w:type="paragraph" w:default="1" w:styleId="a">
     <w:name w:val="Normal"/>
@@ -8776,7 +8833,7 @@
 </file>
 
 <file path=customXml/itemProps1.xml><?xml version="1.0" encoding="utf-8"?>
-<ds:datastoreItem xmlns:ds="http://schemas.openxmlformats.org/officeDocument/2006/customXml" ds:itemID="{4A18DD74-367C-4395-964B-2A06A24C2176}">
+<ds:datastoreItem xmlns:ds="http://schemas.openxmlformats.org/officeDocument/2006/customXml" ds:itemID="{411B32CE-9586-4A14-85BD-D8E907A0678C}">
   <ds:schemaRefs>
     <ds:schemaRef ds:uri="http://schemas.openxmlformats.org/officeDocument/2006/bibliography"/>
   </ds:schemaRefs>
